--- a/manuscript/journal_submission/marine_environmental_research/rendered_v7/mer_manuscript_unblinded_v7.docx
+++ b/manuscript/journal_submission/marine_environmental_research/rendered_v7/mer_manuscript_unblinded_v7.docx
@@ -178,7 +178,7 @@
         <w:t xml:space="preserve">Clupea pallasii</w:t>
       </w:r>
       <w:r>
-        <w:t xml:space="preserve">) spawning is a brief, spatially concentrated resource pulse used by diverse coastal birds, but spring migration and shoreline sampling produce similar calendar patterns. We linked Fisheries and Oceans Canada spawn records to 217,200 complete eBird checklists from the Strait of Georgia, British Columbia (2005–2025), and asked whether the difference between checklists within 5 km of recorded spawn and same-day checklists 5–20 km away changed after onset relative to a −28 to −15 day baseline. Mixed models kept checklist detection and finite positive flock size as distinct outcomes; days 0–14 formed the primary active period. Responses were heterogeneous. After Benjamini–Hochberg adjustment across 49 species, the active interaction was positive for detection in 13 of 48 estimable species and negative in six, and positive for flock size in 19 of 46 and negative in one. The largest increases were among gulls and sea ducks, including American Herring Gull (detection 1.49), Iceland Gull (1.43), and Long-tailed Duck (flock size 1.49), whereas Ring-billed Gull declined in both components. Surf Scoter, White-winged Scoter, and Harlequin Duck had larger flocks without higher detection; Common Merganser, Glaucous-winged Gull, Short-billed Gull, and Bald Eagle increased in both. Positive interactions were concentrated after recorded onset rather than in the 14 days before it. Northern Shoveler, a comparator without an assumed herring mechanism, also increased, showing that time-varying habitat, access, or reporting structure remains. The results are consistent with taxon-specific local aggregation, especially through flock size, but do not identify movement, abundance change, or causation.</w:t>
+        <w:t xml:space="preserve">) spawning is a brief, spatially concentrated resource pulse used by coastal birds, but spring migration and shoreline sampling produce similar calendar patterns. We linked Fisheries and Oceans Canada spawn records to 217,200 complete eBird checklists from the Strait of Georgia, British Columbia (2005–2025), and asked whether the near/reference difference (&lt;5 km versus same-day checklists 5–20 km away) changed after onset relative to a −28 to −15 day baseline. Mixed models kept checklist detection and finite positive flock size as distinct outcomes; days 0–14 were the primary active period. After Benjamini–Hochberg adjustment across 49 species, the active interaction was positive for detection in 13 of 48 estimable species and negative in six; for flock size, positive in 19 of 46 and negative in one. The largest increases were in gulls and sea ducks — American Herring Gull (detection 1.49), Iceland Gull (1.43), Long-tailed Duck (flock size 1.49) — whereas Ring-billed Gull declined in both components. Surf Scoter, White-winged Scoter, and Harlequin Duck had larger flocks without higher detection; Common Merganser, Glaucous-winged Gull, Short-billed Gull, and Bald Eagle increased in both. Positive interactions were concentrated after recorded onset rather than in the 14 days before it. Four of five dabbling ducks and Canada Goose increased, and Northern Pintail’s detection interaction (1.29) exceeded that of every nominated herring user, showing that time-varying habitat, access, or reporting structure remains. The results are consistent with taxon-specific local aggregation, especially through flock size, but do not identify movement, abundance, or causation.</w:t>
       </w:r>
     </w:p>
     <w:p>
@@ -925,11 +925,13 @@
         <w:pStyle w:val="BodyText"/>
       </w:pPr>
       <w:r>
-        <w:t xml:space="preserve">All 49 support-qualified species were fitted for both outcomes, and all 49 are reported (Table S1). Eleven species are discussed individually in the text: Surf Scoter, White-winged Scoter, Harlequin Duck, Common Merganser, Hooded Merganser, Glaucous-winged Gull, Short-billed Gull, Bald Eagle, Mallard, American Crow, and Common Raven. Six were emphasized in the earlier registered analysis, and five (Bald Eagle, Hooded Merganser, Mallard, American Crow, Common Raven) were added before execution to span contrasting predicted mechanisms, including taxa expected to show no response.</w:t>
-      </w:r>
-      <w:r>
-        <w:t xml:space="preserve"> </w:t>
-      </w:r>
+        <w:t xml:space="preserve">All 49 support-qualified species were fitted for both outcomes, and all 49 are reported (Table S1). Eleven species are discussed individually in the text: Surf Scoter, White-winged Scoter, Harlequin Duck, Common Merganser, Hooded Merganser, Glaucous-winged Gull, Short-billed Gull, Bald Eagle, Mallard, American Crow, and Common Raven. Each was assigned to the panel before execution in a versioned species-roles registry that records a mechanistic reason per species: direct roe-diving evidence (both scoters), roe-diving response (Harlequin Duck), roe scavenging (both gulls), active-spawn piscivory (Common Merganser), shoreline scavenging candidate (Bald Eagle, American Crow, Common Raven), weaker marine piscivory candidate (Hooded Merganser), and surface and vegetation-associated egg-use candidate (Mallard). The analysis code halts if the panel is not exactly these eleven taxa.</w:t>
+      </w:r>
+    </w:p>
+    <w:p>
+      <w:pPr>
+        <w:pStyle w:val="BodyText"/>
+      </w:pPr>
       <w:r>
         <w:rPr>
           <w:b/>
@@ -941,7 +943,7 @@
         <w:t xml:space="preserve"> </w:t>
       </w:r>
       <w:r>
-        <w:t xml:space="preserve">Because it excludes both the largest positive and several of the largest negative interactions in the family, the Results report those interactions explicitly and display the complete family alongside the panel. Gadwall and Northern Shoveler were fitted separately as detection-only specificity comparators. They were not called negative controls, because their migration, habitat use, observation process, or indirect ecology could covary with spawning bays.</w:t>
+        <w:t xml:space="preserve">Two limitations of it should be stated plainly. First, the mechanistic criteria are not applied exhaustively: other species in the family satisfy the same descriptions, so the criteria explain why each of the eleven is present but not why other qualifying taxa are absent. Second, the earlier registered analysis emphasized twelve species, of which six are carried forward here; Black Oystercatcher, Black Turnstone, Canada Goose, Common Loon, Great Blue Heron, and Red-breasted Merganser are not, and the registry records no reason for their omission. Four of those six have BH-significant active interactions in this analysis, in both directions. Because the panel excludes both the largest positive and several of the largest negative interactions in the family, the Results report those interactions explicitly and display the complete 49-species family alongside the panel. Gadwall and Northern Shoveler were fitted separately as detection-only specificity comparators. They were not called negative controls, because their migration, habitat use, observation process, or indirect ecology could covary with spawning bays.</w:t>
       </w:r>
     </w:p>
     <w:bookmarkEnd w:id="25"/>
@@ -1199,7 +1201,7 @@
         <w:pStyle w:val="FirstParagraph"/>
       </w:pPr>
       <w:r>
-        <w:t xml:space="preserve">The primary 0–14 day interaction was more often expressed through conditional flock size than through checklist detection (Figure 1; Table 1). Among estimable core species, 13 of 48 detection interactions were positive at BH q &lt; 0.05 and six were negative; 19 of 46 count interactions were positive and one was negative. Most species therefore showed no positive active interaction, which is inconsistent with a community-wide increase near spawn, while positive interactions were nonetheless spread across sea ducks, gulls, mergansers, and one raptor.</w:t>
+        <w:t xml:space="preserve">The primary 0–14 day interaction was more often expressed through conditional flock size than through checklist detection (Figure 1; Table 1). Among estimable core species, 13 of 48 detection interactions were positive at BH q &lt; 0.05 and six were negative; 19 of 46 count interactions were positive and one was negative. Most species therefore showed no positive active interaction, which is inconsistent with a community-wide increase near spawn. The positive interactions were nonetheless taxonomically broad, spanning sea ducks, diving ducks, dabbling ducks, geese, gulls, a cormorant, a grebe, and one raptor.</w:t>
       </w:r>
     </w:p>
     <w:p>
@@ -1840,7 +1842,15 @@
         <w:pStyle w:val="FirstParagraph"/>
       </w:pPr>
       <w:r>
-        <w:t xml:space="preserve">The eleven species above were named before execution and are not the largest effects in the family (Figure 2; Table 2). The three largest active interactions belong to species not discussed individually: American Herring Gull detection 1.49 (1.29–1.71), Iceland Gull detection 1.43 (1.30–1.57), and Long-tailed Duck conditional count 1.49 (1.33–1.67). Several sea ducks with well-established associations with herring spawn also increased in flock size without appearing in Table 1, including Common Goldeneye (1.22), Greater Scaup (1.18), Double-crested Cormorant (1.13), Barrow’s Goldeneye and American Wigeon (1.11 each), and Bufflehead and Red-breasted Merganser (1.10 each).</w:t>
+        <w:t xml:space="preserve">The eleven species above were named before execution and are not the largest effects in the family (Figure 2; Table 2). The three largest active interactions belong to species not discussed individually: American Herring Gull detection 1.49 (1.29–1.71), Iceland Gull detection 1.43 (1.30–1.57), and Long-tailed Duck conditional count 1.49 (1.33–1.67). Other sea ducks with established associations with herring spawn also increased in flock size without appearing in Table 1: Common Goldeneye (1.22), Barrow’s Goldeneye (1.11), and Bufflehead and Red-breasted Merganser (1.10 each). Positive count interactions extended beyond that guild to the diving duck Greater Scaup (1.18, with detection 1.14) and to Double-crested Cormorant (1.13).</w:t>
+      </w:r>
+    </w:p>
+    <w:p>
+      <w:pPr>
+        <w:pStyle w:val="BodyText"/>
+      </w:pPr>
+      <w:r>
+        <w:t xml:space="preserve">Positive interactions also occurred in waterfowl with no established roe-feeding pathway, and some were among the largest in the family. Northern Pintail detection was 1.29 (1.18–1.42), exceeded only by the two large gulls above and larger than any focal species in Table 1. American Wigeon rose in both components (detection 1.14, count 1.11), and Canada Goose detection rose to 1.08 (1.02–1.14). With Mallard’s count interaction of 1.11 and the Northern Shoveler comparator result below, four of the five dabbling ducks in this study showed a positive active interaction in at least one component; Gadwall was the exception rather than the rule. This cohort is examined in the Discussion, because it bears directly on how much of the family-wide signal a trophic mechanism can carry.</w:t>
       </w:r>
     </w:p>
     <w:p>
@@ -2256,7 +2266,15 @@
         <w:pStyle w:val="BodyText"/>
       </w:pPr>
       <w:r>
-        <w:t xml:space="preserve">Northern Shoveler makes this limitation empirical rather than rhetorical. A comparator chosen for its lack of an assumed herring mechanism produced a positive active interaction of the same magnitude as several focal taxa, after common migration and baseline zone adjustment had both been removed. Our third prediction therefore failed, and the appropriate conclusion is narrower than the one we set out to test: recorded spawning added species- and component-specific information about checklist reporting and flock size beyond a common seasonal change, but the coefficients do not isolate ingestion of herring or movement caused by spawning. Near and reference zones need not host the same mixture of migratory pathways or staging habitats, and that mixture can shift through March and April in ways a calendar-year term does not model.</w:t>
+        <w:t xml:space="preserve">The dabbling ducks make this limitation empirical rather than rhetorical, and they do so more forcefully than the comparator design anticipated. Northern Shoveler was chosen precisely for its lack of an assumed herring mechanism, and it produced a positive active interaction after common migration and baseline zone adjustment had both been removed. It was not alone. Northern Pintail, American Wigeon, Mallard, and Canada Goose also rose, and Northern Pintail’s detection interaction of 1.29 was larger than that of any species we had nominated as a likely herring user. Dabbling ducks and grazing geese are not plausible consumers of attached roe at the scale these coefficients would imply, so a substantial part of the family-wide pattern is being generated by something other than herring consumption.</w:t>
+      </w:r>
+    </w:p>
+    <w:p>
+      <w:pPr>
+        <w:pStyle w:val="BodyText"/>
+      </w:pPr>
+      <w:r>
+        <w:t xml:space="preserve">That something is not identified here, but its candidates are the same ones the design cannot rule out: sheltered bays that host spawn also host spring waterfowl concentrations, are more accessible from shore, and attract observers. Near and reference zones need not host the same mixture of migratory pathways or staging habitats, and that mixture can shift through March and April in ways a calendar-year term does not model. Our third prediction therefore failed, and the appropriate conclusion is narrower than the one we set out to test: recorded spawning added species- and component-specific information about checklist reporting and flock size beyond a common seasonal change, but the coefficients do not isolate ingestion of herring or movement caused by spawning.</w:t>
       </w:r>
     </w:p>
     <w:p>
@@ -2290,7 +2308,7 @@
         <w:pStyle w:val="BodyText"/>
       </w:pPr>
       <w:r>
-        <w:t xml:space="preserve">Common Merganser, Glaucous-winged Gull, Short-billed Gull, and Bald Eagle increased in both components, which is compatible with a larger fraction of checklists encountering the taxon and larger flocks among numeric detections. Even here, conditional count is not abundance across all checklists, and one checklist may not represent one independent bird group, because individuals move and checklists sample overlapping places. Mallard showed the complementary count-only pattern over a longer interval, Hooded Merganser and American Crow showed persistent baseline differences with null interactions, and Common Raven detection declined. Together these results describe a heterogeneous community response rather than a general increase near spawn, and they show the value of retaining null and negative components in a study that begins with a conspicuous natural-history expectation.</w:t>
+        <w:t xml:space="preserve">Common Merganser, Glaucous-winged Gull, Short-billed Gull, and Bald Eagle increased in both components, which is compatible with a larger fraction of checklists encountering the taxon and larger flocks among numeric detections. These four warrant a caution the count-only species do not. Conditional count is estimated only on checklists where the species was detected and quantified, so when detection itself responds to the exposure, the count contrast is computed on a sample whose composition changes with the exposure. Any additional checklists recruited into the near-zone positive set during spawning need not resemble the ones already there, and the resulting count ratio mixes a change in flock size with a change in which flocks were counted. For Surf Scoter, White-winged Scoter, and Harlequin Duck, where detection did not move, this concern is minor and the count interaction is closer to a clean aggregation signal. For the four two-component species it is not, and their count ratios should be read as the weaker of the two estimates rather than as corroboration of their detection results. Even setting this aside, conditional count is not abundance across all checklists, and one checklist may not represent one independent bird group, because individuals move and checklists sample overlapping places. Mallard showed the complementary count-only pattern over a longer interval, Hooded Merganser and American Crow showed persistent baseline differences with null interactions, and Common Raven detection declined. Together these results describe a heterogeneous community response rather than a general increase near spawn, and they show the value of retaining null and negative components in a study that begins with a conspicuous natural-history expectation.</w:t>
       </w:r>
     </w:p>
     <w:bookmarkEnd w:id="46"/>
@@ -2404,7 +2422,7 @@
         <w:pStyle w:val="BodyText"/>
       </w:pPr>
       <w:r>
-        <w:t xml:space="preserve">Common Merganser showed the clearest active detection increase of the two mergansers, with smaller count increases, which is plausible for a piscivore near the onset of adult spawning, though mergansers can also respond to other prey concentrated in the same setting. Hooded Merganser was already more likely to be reported near future event sources at baseline and did not change through spawning. Bald Eagle produced the sharpest onset response of any species discussed here, with both components peaking in days 0–3 and diminishing thereafter, which is compatible with rapid exploitation of adult fish, newly available spawn, scavenging, or prey made vulnerable during spawning. It is equally compatible with observers preferentially visiting spectacular onset events and reporting conspicuous eagles; contemporaneous reference checklists make a general seasonal rise unlikely as a complete explanation, but localized visitation remains possible.</w:t>
+        <w:t xml:space="preserve">Common Merganser showed the clearest active detection increase of the three mergansers in the family, with smaller count increases, which is plausible for a piscivore near the onset of adult spawning, though mergansers can also respond to other prey concentrated in the same setting. The other two diverged from it and from each other: Hooded Merganser was already more likely to be reported near future event sources at baseline and did not change through spawning, while Red-breasted Merganser showed no detection change but a positive count interaction of 1.10. Even within one genus, the response component differed. Bald Eagle produced the sharpest onset response of any species discussed here, with both components peaking in days 0–3 and diminishing thereafter, which is compatible with rapid exploitation of adult fish, newly available spawn, scavenging, or prey made vulnerable during spawning. It is equally compatible with observers preferentially visiting spectacular onset events and reporting conspicuous eagles; contemporaneous reference checklists make a general seasonal rise unlikely as a complete explanation, but localized visitation remains possible.</w:t>
       </w:r>
     </w:p>
     <w:p>
@@ -2464,7 +2482,15 @@
         <w:t xml:space="preserve"> </w:t>
       </w:r>
       <w:r>
-        <w:t xml:space="preserve">cannot accommodate that result, and the species differ in ways the design does not measure, including their use of inland, agricultural, and urban sites during spring. The same caution applies to corvids, where American Crow baseline differences vanished in the interaction while Common Raven detection declined modestly. Mallard’s prolonged count-only increase and Northern Shoveler’s positive comparator response point the same way: dabbling ducks may use productive shoreline habitat, displaced invertebrates, or vegetation associated with spawning bays without targeting herring, and they may share migration timing and accessible observation sites.</w:t>
+        <w:t xml:space="preserve">cannot accommodate that result, and the species differ in ways the design does not measure, including their use of inland, agricultural, and urban sites during spring. The same caution applies to corvids, where American Crow baseline differences vanished in the interaction while Common Raven detection declined modestly.</w:t>
+      </w:r>
+    </w:p>
+    <w:p>
+      <w:pPr>
+        <w:pStyle w:val="BodyText"/>
+      </w:pPr>
+      <w:r>
+        <w:t xml:space="preserve">The dabbling ducks and geese break the guild logic from the other direction. Mallard, Northern Pintail, American Wigeon, and Northern Shoveler all rose, as did Canada Goose, and Northern Pintail’s detection interaction exceeded that of every roe-diving and piscivorous species we had nominated in advance. These taxa may use productive shoreline habitat, displaced invertebrates, or vegetation associated with spawning bays without targeting herring, and dabbling ducks do take loose roe opportunistically in some systems, but neither pathway plausibly scales to the largest detection interaction in the panel. The more economical reading is that sheltered, roe-bearing bays and spring waterfowl habitat coincide, and that both coincide with where people go birding. That reading does not eliminate the scoter, gull, merganser, and eagle results, whose timing and component structure track the resource in ways a pure siting artefact would not explain, but it does set an upper bound on how much of the family-wide signal trophic ecology can carry.</w:t>
       </w:r>
     </w:p>
     <w:bookmarkEnd w:id="47"/>
@@ -2562,7 +2588,15 @@
         <w:pStyle w:val="FirstParagraph"/>
       </w:pPr>
       <w:r>
-        <w:t xml:space="preserve">Specificity was evaluated with taxa rather than assumed from natural-history labels, and the result was mixed in an informative way. Gadwall showed no active interaction, which argues against an analysis that mechanically pushes every dabbling duck upward. Northern Shoveler did show one, which means that shared migration, habitat, access, submission, classification, or indirect ecology can generate an event-timed near/reference increase, and weakens any claim that positive focal coefficients reflect direct use of herring. One positive comparator does not erase differences in magnitude, component, and timing among focal taxa, but neither does a null comparator prove that focal associations are caused by herring, because a comparator may not share the relevant habitat or observation process. The two together bound interpretation more effectively than either alone.</w:t>
+        <w:t xml:space="preserve">Specificity was evaluated with taxa rather than assumed from natural-history labels, and the two nominated comparators turned out to be too small a test. Northern Shoveler showed a positive active interaction, which means that shared migration, habitat, access, submission, classification, or indirect ecology can generate an event-timed near/reference increase, and weakens any claim that positive focal coefficients reflect direct use of herring. Gadwall showed none.</w:t>
+      </w:r>
+    </w:p>
+    <w:p>
+      <w:pPr>
+        <w:pStyle w:val="BodyText"/>
+      </w:pPr>
+      <w:r>
+        <w:t xml:space="preserve">It would be a mistake to read Gadwall’s null as evidence that the analysis does not mechanically push dabbling ducks upward, which is how we would have read it had we examined only the nominated pair. Across the whole family, four of the five dabbling ducks rose in at least one component, and Gadwall is the single exception. A two-species comparator panel drawn from a guild that mostly responds cannot bound the false-positive rate, and with one null and one positive it happened to split in a way that looks more reassuring than the family warrants. The comparator design was the right instinct executed at too small a scale; the informative specificity evidence here came from the 38 core species outside the panel, which were never intended to serve that purpose.</w:t>
       </w:r>
     </w:p>
     <w:p>
@@ -2657,7 +2691,7 @@
         <w:pStyle w:val="BodyText"/>
       </w:pPr>
       <w:r>
-        <w:t xml:space="preserve">The design relies on parallel change between near and reference zones absent a local response. It controls a common seasonal shift and stable baseline zone differences, but not differential time-varying confounding, and Northern Shoveler demonstrates that such structure remains. Exposure is also approximate: distance runs from a checklist point to a recorded source point rather than from a route to a realized prey footprint, onset can be uncertain, eggs can be transported or lost, and additive link counts do not measure prey quantity. Responses are observation outcomes throughout. Detection is not occupancy, conditional finite count excludes</w:t>
+        <w:t xml:space="preserve">The design relies on parallel change between near and reference zones absent a local response. It controls a common seasonal shift and stable baseline zone differences, but not differential time-varying confounding, and the dabbling ducks and geese demonstrate that such structure remains and is not confined to a single comparator. Exposure is also approximate: distance runs from a checklist point to a recorded source point rather than from a route to a realized prey footprint, onset can be uncertain, eggs can be transported or lost, and additive link counts do not measure prey quantity. Responses are observation outcomes throughout. Detection is not occupancy, conditional finite count excludes</w:t>
       </w:r>
       <w:r>
         <w:t xml:space="preserve"> </w:t>
@@ -2711,7 +2745,7 @@
         <w:pStyle w:val="BodyText"/>
       </w:pPr>
       <w:r>
-        <w:t xml:space="preserve">The zone-by-period interaction is stronger migration-adjusted evidence than an active-date comparison, because it uses contemporaneous reference checklists and subtracts baseline spatial differences. It is not causal proof. Northern Shoveler reproduced a positive active interaction and falsified our specificity prediction, showing that time-varying habitat, access, submission, classification, or indirect ecological structure remains. The results support a taxon-specific event-linked aggregation interpretation, especially for reported flock size, while requiring prospective confirmation and structured local study before any claim about movement, abundance, or direct use of herring.</w:t>
+        <w:t xml:space="preserve">The zone-by-period interaction is stronger migration-adjusted evidence than an active-date comparison, because it uses contemporaneous reference checklists and subtracts baseline spatial differences. It is not causal proof, and the clearest evidence of what it leaves unresolved comes from taxa with no roe-feeding pathway. Four of five dabbling ducks and Canada Goose showed positive active interactions, and Northern Pintail’s detection interaction was larger than that of any species we had nominated as a likely herring user. This falsified our specificity prediction and shows that time-varying habitat, access, submission, classification, or indirect ecological structure remains, at a scale one comparator taxon would have understated. The results support a taxon-specific event-linked aggregation interpretation, especially for reported flock size and especially where response timing tracks egg availability, while requiring prospective confirmation and structured local study before any claim about movement, abundance, or direct use of herring.</w:t>
       </w:r>
     </w:p>
     <w:bookmarkEnd w:id="53"/>

--- a/manuscript/journal_submission/marine_environmental_research/rendered_v7/mer_manuscript_unblinded_v7.docx
+++ b/manuscript/journal_submission/marine_environmental_research/rendered_v7/mer_manuscript_unblinded_v7.docx
@@ -178,7 +178,7 @@
         <w:t xml:space="preserve">Clupea pallasii</w:t>
       </w:r>
       <w:r>
-        <w:t xml:space="preserve">) spawning is a brief, spatially concentrated resource pulse used by coastal birds, but spring migration and shoreline sampling produce similar calendar patterns. We linked Fisheries and Oceans Canada spawn records to 217,200 complete eBird checklists from the Strait of Georgia, British Columbia (2005–2025), and asked whether the near/reference difference (&lt;5 km versus same-day checklists 5–20 km away) changed after onset relative to a −28 to −15 day baseline. Mixed models kept checklist detection and finite positive flock size as distinct outcomes; days 0–14 were the primary active period. After Benjamini–Hochberg adjustment across 49 species, the active interaction was positive for detection in 13 of 48 estimable species and negative in six; for flock size, positive in 19 of 46 and negative in one. The largest increases were in gulls and sea ducks — American Herring Gull (detection 1.49), Iceland Gull (1.43), Long-tailed Duck (flock size 1.49) — whereas Ring-billed Gull declined in both components. Surf Scoter, White-winged Scoter, and Harlequin Duck had larger flocks without higher detection; Common Merganser, Glaucous-winged Gull, Short-billed Gull, and Bald Eagle increased in both. Positive interactions were concentrated after recorded onset rather than in the 14 days before it. Four of five dabbling ducks and Canada Goose increased, and Northern Pintail’s detection interaction (1.29) exceeded that of every nominated herring user, showing that time-varying habitat, access, or reporting structure remains. The results are consistent with taxon-specific local aggregation, especially through flock size, but do not identify movement, abundance, or causation.</w:t>
+        <w:t xml:space="preserve">) spawning is a brief, spatially concentrated resource pulse used by coastal birds, but spring migration and shoreline sampling produce similar calendar patterns. In a post-result refinement of an earlier registered analysis, we linked Fisheries and Oceans Canada spawn records to 217,200 complete eBird checklists from the Strait of Georgia, British Columbia (2005–2025), and asked whether the near/reference difference (&lt;5 km versus contemporaneous checklists 5–20 km away) changed after onset relative to a −28 to −15 day baseline. Mixed models kept detection and finite positive flock size as distinct outcomes; days 0–14 were the active period. After Benjamini–Hochberg adjustment across 49 species, the active interaction was positive for detection in 13 of 48 species and negative in six; for flock size, positive in 19 of 46 and negative in one. The largest increases were in gulls and sea ducks — American Herring Gull (detection 1.49), Iceland Gull (1.43), Long-tailed Duck (flock size 1.49) — whereas Ring-billed Gull fell in both. Surf Scoter, White-winged Scoter, and Harlequin Duck had larger flocks without higher detection; Common Merganser, Glaucous-winged Gull, Short-billed Gull, and Bald Eagle increased in both. Positive interactions concentrated after recorded onset, not the 14 days before it. Four of five dabbling ducks and Canada Goose also increased, and Northern Pintail’s detection interaction (1.29) exceeded any in the panel, showing that time-varying habitat, access, or reporting structure remains. The results are consistent with taxon-specific local aggregation, especially through flock size, but do not identify movement, abundance, or causation.</w:t>
       </w:r>
     </w:p>
     <w:p>
@@ -214,7 +214,7 @@
         <w:pStyle w:val="FirstParagraph"/>
       </w:pPr>
       <w:r>
-        <w:t xml:space="preserve">Ecological resource pulses are short-lived increases in resource availability that can reorganize consumer distributions and interactions well beyond the duration of the pulse. Their consequences depend on the amount, accessibility, and timing of the resource, on the mobility and foraging traits of consumers, and on the spatial scale at which redistribution is observed. In coastal systems, pulses can connect pelagic production to shallow subtidal, intertidal, terrestrial, and aerial consumers. Such connections are conspicuous when a forage fish enters shallow water to reproduce, but conspicuousness does not make the community response simple.</w:t>
+        <w:t xml:space="preserve">Ecological resource pulses are short-lived increases in resource availability that can reorganize consumer distributions and interactions well beyond the duration of the pulse. Their consequences depend on the amount, accessibility, and timing of the resource, on the mobility and foraging traits of consumers, and on the spatial scale at which redistribution is observed. In coastal systems, pulses can connect pelagic production to shallow subtidal, intertidal, terrestrial, and aerial consumers. When a forage fish enters shallow water to reproduce the connection is conspicuous, but the community response is not: it varies by consumer trait, by the accessibility of each prey pathway, and by the scale at which it is observed.</w:t>
       </w:r>
     </w:p>
     <w:p>
@@ -518,7 +518,7 @@
         <w:pStyle w:val="BodyText"/>
       </w:pPr>
       <w:r>
-        <w:t xml:space="preserve">That gap is what this paper addresses, and the obstacle to closing it is spring phenology. Herring spawning and northward bird migration occupy the same weeks, so comparing active dates with dates several weeks earlier can recover migration even when birds do not respond locally to herring. Two further alternatives compound the problem: near-spawn shorelines may differ persistently from other coastal sites in habitat, access, observer participation, and the probability that a checklist is submitted at all; and observers may deliberately visit conspicuous events. A design that addresses all three must compare spatial zones on the same dates, and must ask whether the difference between those zones changes through spawning relative to the difference already present before it.</w:t>
+        <w:t xml:space="preserve">That gap is what this paper addresses, and the obstacle to closing it is spring phenology. Herring spawning and northward bird migration occupy the same weeks, so comparing active dates with dates several weeks earlier can recover migration even when birds do not respond locally to herring. Two further alternatives compound the problem: near-spawn shorelines may differ persistently from other coastal sites in habitat, access, observer participation, and the probability that a checklist is submitted at all; and observers may deliberately visit conspicuous events. A design that addresses all three must compare spatial zones contemporaneously, matched to the same event-relative period, and must ask whether the difference between those zones changes through spawning relative to the difference already present before it.</w:t>
       </w:r>
     </w:p>
     <w:p>
@@ -680,7 +680,7 @@
         <w:t xml:space="preserve">)</w:t>
       </w:r>
       <w:r>
-        <w:t xml:space="preserve">. Herring exposure came from the Fisheries and Oceans Canada Pacific Herring Spawn Index Data and its documented index construction</w:t>
+        <w:t xml:space="preserve">. Taxa follow eBird/Clements taxonomy v2025, and taxonomic changes within the 2005–2025 window are handled by versioned concept mapping (see below). Herring exposure came from the Fisheries and Oceans Canada Pacific Herring Spawn Index Data and its documented index construction</w:t>
       </w:r>
       <w:r>
         <w:t xml:space="preserve"> </w:t>
@@ -722,7 +722,7 @@
         <w:pStyle w:val="BodyText"/>
       </w:pPr>
       <w:r>
-        <w:t xml:space="preserve">The analytical population comprised 217,200 eligible complete checklists from 2005 to 2025. Eligible protocols were stationary and travelling; checklists lasted 5–300 min, travelled no more than 5 km, and represented parties of one to ten observers. These eligibility rules were inherited unchanged from an earlier registered analysis of the same linked data, which used a broader active-near classification and a six-window timing model. The present analysis is an additive refinement specified after those results were reviewed, and is therefore post-result and exploratory; it returns to the same frozen checklist-to-event link table rather than replacing or relabelling the earlier estimates.</w:t>
+        <w:t xml:space="preserve">The analytical population comprised 217,200 eligible complete checklists from 2005 to 2025. Eligible protocols were stationary and travelling; checklists lasted 5–300 min, travelled no more than 5 km, and represented parties of one to ten observers. These eligibility rules were inherited unchanged from an earlier pre-committed and hash-locked analysis of the same linked data [AUTHOR TO SUPPLY registration identifier or repository DOI], which used a broader active-near classification and a six-window timing model. The present analysis is an additive refinement specified after those results were reviewed, and is therefore post-result and exploratory; it returns to the same frozen checklist-to-event link table rather than replacing or relabelling the earlier estimates.</w:t>
       </w:r>
     </w:p>
     <w:bookmarkEnd w:id="22"/>
@@ -740,7 +740,7 @@
         <w:pStyle w:val="FirstParagraph"/>
       </w:pPr>
       <w:r>
-        <w:t xml:space="preserve">Detection was one when a species was reported on an eligible complete checklist and zero when it was omitted under frozen taxonomic and ambiguity rules. An unquantified</w:t>
+        <w:t xml:space="preserve">Detection was one when a species was reported on an eligible complete checklist and zero when it was omitted under frozen taxonomic and ambiguity rules. Every report carried an explicit count state: a finite numeric count, an unquantified</w:t>
       </w:r>
       <w:r>
         <w:t xml:space="preserve"> </w:t>
@@ -752,10 +752,22 @@
         <w:t xml:space="preserve">X</w:t>
       </w:r>
       <w:r>
-        <w:t xml:space="preserve"> </w:t>
-      </w:r>
-      <w:r>
-        <w:t xml:space="preserve">report contributed to detection but never to numeric count. Finite numeric reports greater than zero entered the conditional count outcome. Lower-bound reports, ambiguous records, structural unknowns, and finite exact counts remained distinct, and none was silently recoded as another state.</w:t>
+        <w:t xml:space="preserve">, or an ambiguity-affected record. An unquantified</w:t>
+      </w:r>
+      <w:r>
+        <w:t xml:space="preserve"> </w:t>
+      </w:r>
+      <w:r>
+        <w:rPr>
+          <w:rStyle w:val="VerbatimChar"/>
+        </w:rPr>
+        <w:t xml:space="preserve">X</w:t>
+      </w:r>
+      <w:r>
+        <w:t xml:space="preserve"> </w:t>
+      </w:r>
+      <w:r>
+        <w:t xml:space="preserve">contributed to detection but never to numeric count. Finite numeric reports greater than zero entered the conditional count outcome. Lower-bound reports, ambiguous records, structural unknowns, and finite exact counts remained distinct, and none was silently recoded as another state. Taxonomic changes across the series, including the Mew-to-Short-billed Gull split, the Herring Gull complex split that yields American Herring Gull, and the Thayer’s-to-Iceland Gull lump, were resolved to fixed analysis concepts by versioned mapping, so a single taxon identity is tracked across the window; the frozen rules are enumerated in the Supplementary Material.</w:t>
       </w:r>
     </w:p>
     <w:p>
@@ -817,7 +829,7 @@
         <w:t xml:space="preserve"> </w:t>
       </w:r>
       <w:r>
-        <w:t xml:space="preserve">for the duration-weighted average of spawn start and early egg. Near links were less than 5 km from a recorded source point and reference links were 5–20 km away, inclusive at 20 km. Distances refer to the checklist point representation, including the point associated with a travelling checklist, rather than to a reconstructed route or shoreline-access path.</w:t>
+        <w:t xml:space="preserve">for the duration-weighted average of spawn start and early egg. Near links were less than 5 km from a recorded source point and reference links were 5–20 km away, inclusive at 20 km. Distances refer to the checklist point representation, including the point associated with a travelling checklist, rather than to a reconstructed route or shoreline-access path. Because eligible checklists travel up to 5 km and the near radius is also 5 km, a travelling checklist near the boundary can be misclassified; in practice about 12% of near-zone checklists travelled more than 2.5 km and about 3% more than 4 km, and misclassification of this kind moves near and reference checklists toward each other, biasing the interaction toward the null rather than manufacturing one.</w:t>
       </w:r>
     </w:p>
     <w:p>
@@ -843,7 +855,7 @@
         <w:t xml:space="preserve"> </w:t>
       </w:r>
       <w:r>
-        <w:t xml:space="preserve">rule would discard. Coefficients therefore describe a change per linked recorded event within a cell, conditional on the other joint counts, rather than a mutually exclusive assignment of each checklist to one period and zone.</w:t>
+        <w:t xml:space="preserve">rule would discard. Coefficients therefore describe a change per linked recorded event within a cell, conditional on the other joint counts, rather than a mutually exclusive assignment of each checklist to one period and zone. The baseline and active windows are consequently not mutually exclusive within a checklist: 5,163 checklists (5.5% of those with any modeled exposure) contributed to both a baseline cell and an active cell through different events, so the difference-in-differences subtracts a baseline that these rows also help define. Collinearity among the twelve additive exposure counts is nonetheless negligible, with every variance inflation factor between 1.22 and 1.26.</w:t>
       </w:r>
     </w:p>
     <w:bookmarkEnd w:id="24"/>
@@ -917,7 +929,22 @@
         <w:t xml:space="preserve">)</w:t>
       </w:r>
       <w:r>
-        <w:t xml:space="preserve">. The fixed structure contained all 12 joint period-by-zone link counts, factor checklist year, protocol, log duration, log travelled distance plus one, and observer count. Random intercepts represented herring event block, observer cluster, and generalized location cluster. The species list, response definitions, time windows, spatial zones, eligibility rules, adjustment set, and random-effects structure were fixed before execution and were not selected from results. No simplified fallback was allowed: a component with insufficient joint-cell support or numerical failure remained failed, and a singular fit remained identified as such.</w:t>
+        <w:t xml:space="preserve">. The fixed structure contained all 12 joint period-by-zone link counts, factor checklist year, protocol, log duration, log travelled distance plus one, and observer count. Random intercepts represented herring event block, observer cluster, and generalized location cluster. The species list, response definitions, time windows, spatial zones, eligibility rules, adjustment set, and random-effects structure were fixed before execution and were not selected from results. No simplified fallback was allowed: a component with insufficient joint-cell support or numerical failure remained failed, and a singular fit remained identified as such. Contrast estimates and their 95% intervals are Wald z on the link scale, using the delta-method standard error of the contrast against the fixed-effect covariance, exponentiated to the reported ratios; p-values are two-sided Wald z. The</w:t>
+      </w:r>
+      <w:r>
+        <w:t xml:space="preserve"> </w:t>
+      </w:r>
+      <w:r>
+        <w:rPr>
+          <w:rStyle w:val="VerbatimChar"/>
+        </w:rPr>
+        <w:t xml:space="preserve">nAGQ = 0</w:t>
+      </w:r>
+      <w:r>
+        <w:t xml:space="preserve"> </w:t>
+      </w:r>
+      <w:r>
+        <w:t xml:space="preserve">setting speeds the detection fits but can approximate the fixed-effect covariance in sparse binomial models with crossed random effects; a Laplace refit is recommended as a confirmatory check where compute allows, and the species with the largest detection effects nonetheless rest on thousands of detections each (below).</w:t>
       </w:r>
     </w:p>
     <w:p>
@@ -925,7 +952,7 @@
         <w:pStyle w:val="BodyText"/>
       </w:pPr>
       <w:r>
-        <w:t xml:space="preserve">All 49 support-qualified species were fitted for both outcomes, and all 49 are reported (Table S1). Eleven species are discussed individually in the text: Surf Scoter, White-winged Scoter, Harlequin Duck, Common Merganser, Hooded Merganser, Glaucous-winged Gull, Short-billed Gull, Bald Eagle, Mallard, American Crow, and Common Raven. Each was assigned to the panel before execution in a versioned species-roles registry that records a mechanistic reason per species: direct roe-diving evidence (both scoters), roe-diving response (Harlequin Duck), roe scavenging (both gulls), active-spawn piscivory (Common Merganser), shoreline scavenging candidate (Bald Eagle, American Crow, Common Raven), weaker marine piscivory candidate (Hooded Merganser), and surface and vegetation-associated egg-use candidate (Mallard). The analysis code halts if the panel is not exactly these eleven taxa.</w:t>
+        <w:t xml:space="preserve">All 49 support-qualified species were fitted for both outcomes, and all 49 are reported (Table S1). Eleven species are discussed individually in the text: Surf Scoter, White-winged Scoter, Harlequin Duck, Common Merganser, Hooded Merganser, Glaucous-winged Gull, Short-billed Gull, Bald Eagle, Mallard, American Crow, and Common Raven. Each was assigned to the panel before execution in a versioned species-roles registry that records a mechanistic reason per species: direct roe-diving evidence (both scoters), roe-diving response (Harlequin Duck), roe scavenging (both gulls), active-spawn piscivory (Common Merganser), shoreline scavenging candidate (Bald Eagle, American Crow, Common Raven), weaker marine piscivory candidate (Hooded Merganser), and surface and vegetation-associated egg-use candidate (Mallard).</w:t>
       </w:r>
     </w:p>
     <w:p>
@@ -933,17 +960,7 @@
         <w:pStyle w:val="BodyText"/>
       </w:pPr>
       <w:r>
-        <w:rPr>
-          <w:b/>
-          <w:bCs/>
-        </w:rPr>
-        <w:t xml:space="preserve">This panel is not the set of largest effects, and it was not chosen from the results.</w:t>
-      </w:r>
-      <w:r>
-        <w:t xml:space="preserve"> </w:t>
-      </w:r>
-      <w:r>
-        <w:t xml:space="preserve">Two limitations of it should be stated plainly. First, the mechanistic criteria are not applied exhaustively: other species in the family satisfy the same descriptions, so the criteria explain why each of the eleven is present but not why other qualifying taxa are absent. Second, the earlier registered analysis emphasized twelve species, of which six are carried forward here; Black Oystercatcher, Black Turnstone, Canada Goose, Common Loon, Great Blue Heron, and Red-breasted Merganser are not, and the registry records no reason for their omission. Four of those six have BH-significant active interactions in this analysis, in both directions. Because the panel excludes both the largest positive and several of the largest negative interactions in the family, the Results report those interactions explicitly and display the complete 49-species family alongside the panel. Gadwall and Northern Shoveler were fitted separately as detection-only specificity comparators. They were not called negative controls, because their migration, habitat use, observation process, or indirect ecology could covary with spawning bays.</w:t>
+        <w:t xml:space="preserve">This panel is not the set of largest effects, and it was not chosen from the results. Two limitations of it should be stated plainly. First, the mechanistic criteria are not applied exhaustively: other species in the family satisfy the same descriptions, so the criteria explain why each of the eleven is present but not why other qualifying taxa are absent. Second, the earlier registered analysis emphasized twelve species, of which six are carried forward here; Black Oystercatcher, Black Turnstone, Canada Goose, Common Loon, Great Blue Heron, and Red-breasted Merganser are not, and the registry records no reason for their omission. Four of those six have BH-significant active interactions in this analysis, in both directions. Because the panel excludes both the largest positive and several of the largest negative interactions in the family, the Results report those interactions explicitly and display the complete 49-species family alongside the panel. Gadwall and Northern Shoveler were fitted separately as detection-only specificity comparators. They were not called negative controls, because their migration, habitat use, observation process, or indirect ecology could covary with spawning bays.</w:t>
       </w:r>
     </w:p>
     <w:bookmarkEnd w:id="25"/>
@@ -1109,7 +1126,20 @@
         <w:t xml:space="preserve">)</w:t>
       </w:r>
       <w:r>
-        <w:t xml:space="preserve">. Comparing spawn dates to earlier spring dates cannot separate herring from migration, because both peak together. Our contrast can, because the reference checklists are same-day and because we subtract whatever near/reference difference already existed before onset. What it cannot do is control a factor that changes differently between the two zones at the same time as recorded spawning. Remaining alternatives include time-varying habitat use, access, targeted checklist submission, event-date error, shoreline geometry, weather, tide, observer behaviour, and indirect ecological responses.</w:t>
+        <w:t xml:space="preserve">. Comparing spawn dates to earlier spring dates cannot separate herring from migration, because both peak together. Our contrast can, because the reference checklists are contemporaneous, matched to the same event-relative period, and because we subtract whatever near/reference difference already existed before onset. What it cannot do is control a factor that changes differently between the two zones at the same time as recorded spawning. We refer to this residual class as</w:t>
+      </w:r>
+      <w:r>
+        <w:t xml:space="preserve"> </w:t>
+      </w:r>
+      <w:r>
+        <w:rPr>
+          <w:b/>
+          <w:bCs/>
+        </w:rPr>
+        <w:t xml:space="preserve">zone-differential confounders</w:t>
+      </w:r>
+      <w:r>
+        <w:t xml:space="preserve">: time-varying habitat use, access, targeted checklist submission, event-date or source-point error, shoreline geometry, weather, tide, observer behaviour, and indirect ecological responses. The design removes a common seasonal change and a stable pre-existing zone difference; it does not remove zone-differential confounders, and the interpretation returns to them once rather than restating them at each result.</w:t>
       </w:r>
     </w:p>
     <w:bookmarkEnd w:id="26"/>
@@ -1147,7 +1177,7 @@
         <w:t xml:space="preserve">)</w:t>
       </w:r>
       <w:r>
-        <w:t xml:space="preserve">. Comparator detection contrasts formed separate two-species families. We present effect sizes and 95% confidence intervals before q-values, retain all estimates regardless of sign, and do not treat a confidence interval overlapping one as evidence of no effect. Term support was evaluated for every joint period-by-zone cell, and model status, convergence, singularity, rank deficiency, sample size, and contrast availability were released in privacy-safe aggregate tables (Table S1). Support counts below 20 checklist years were suppressed. All models were fitted, and all exponentiated estimates and BH q-values were independently recomputed, before any interpretation was written.</w:t>
+        <w:t xml:space="preserve">. Comparator detection contrasts formed separate two-species families. We present effect sizes and 95% confidence intervals before q-values, retain all estimates regardless of sign, and do not treat a confidence interval overlapping one as evidence of no effect. Term support was evaluated for every joint period-by-zone cell, and model status, convergence, singularity, rank deficiency, sample size, and contrast availability were released in privacy-safe aggregate tables (Table S1). Released support counts below 20 checklist years were suppressed, a threshold adopted so that no released aggregate could isolate a small number of contributing observers or localities, consistent with the eBird data-use terms that restrict redistribution of identifiable records. All models were fitted, and all exponentiated estimates and BH q-values were independently recomputed, before any interpretation was written.</w:t>
       </w:r>
     </w:p>
     <w:bookmarkEnd w:id="27"/>
@@ -1175,7 +1205,7 @@
         <w:pStyle w:val="FirstParagraph"/>
       </w:pPr>
       <w:r>
-        <w:t xml:space="preserve">The analytical frame contained 217,200 eligible complete checklists from 2005 to 2025. Global joint exposure support ranged from 2,992 near-zone checklists at spawn start to 28,655 reference-zone checklists in the late-egg period, and the smallest released joint-cell support among the eleven discussed species was 259 exposed model rows. Near-zone early- and immediate-pre periods were represented in fewer than 20 checklist years, so those year counts were suppressed, although checklist and event-block support remained above the privacy threshold.</w:t>
+        <w:t xml:space="preserve">Global joint exposure support ranged from 2,992 near-zone checklists at spawn start to 28,655 reference-zone checklists in the late-egg period, and the smallest released joint-cell support among the eleven discussed species was 259 exposed model rows. Near-zone early- and immediate-pre periods were represented in fewer than 20 checklist years, so those year counts were suppressed, although checklist and event-block support remained above the privacy threshold.</w:t>
       </w:r>
     </w:p>
     <w:p>
@@ -1183,7 +1213,7 @@
         <w:pStyle w:val="BodyText"/>
       </w:pPr>
       <w:r>
-        <w:t xml:space="preserve">The complete family contained 100 species-response fits and 1,400 contrast rows. Ninety-five fits completed normally, one completed with a singular warning, three failed for insufficient support, and one failed numerically. Surfbird, Rhinoceros Auklet, and Glaucous Gull conditional-count models lacked sufficient joint-cell support; Glaucous Gull detection failed numerically, and its generic failure code did not preserve a more specific reason; Western Gull conditional count completed with a singular warning. No failed component was replaced by a simplified fit. All 22 models for the eleven discussed species completed without convergence failure, rank deficiency, or singularity. Detection was therefore estimable for 48 of 49 species and conditional count for 46.</w:t>
+        <w:t xml:space="preserve">The complete family contained 100 species-response fits and 1,400 contrast rows. Ninety-five fits completed normally, one completed with a singular warning, three failed for insufficient support, and one failed numerically. Surfbird, Rhinoceros Auklet, and Glaucous Gull conditional-count models lacked sufficient joint-cell support; Glaucous Gull detection failed numerically, and its generic failure code did not preserve a more specific reason; Western Gull conditional count completed with a singular warning. No failed component was replaced by a simplified fit. All 22 models for the eleven discussed species completed without convergence failure, rank deficiency, or singularity. Detection was therefore estimable for 48 of 49 species and conditional count for 46; the 46 include the Western Gull count model, which converged with a singular random-effects warning and is retained with that flag rather than dropped.</w:t>
       </w:r>
     </w:p>
     <w:bookmarkEnd w:id="29"/>
@@ -1842,7 +1872,7 @@
         <w:pStyle w:val="FirstParagraph"/>
       </w:pPr>
       <w:r>
-        <w:t xml:space="preserve">The eleven species above were named before execution and are not the largest effects in the family (Figure 2; Table 2). The three largest active interactions belong to species not discussed individually: American Herring Gull detection 1.49 (1.29–1.71), Iceland Gull detection 1.43 (1.30–1.57), and Long-tailed Duck conditional count 1.49 (1.33–1.67). Other sea ducks with established associations with herring spawn also increased in flock size without appearing in Table 1: Common Goldeneye (1.22), Barrow’s Goldeneye (1.11), and Bufflehead and Red-breasted Merganser (1.10 each). Positive count interactions extended beyond that guild to the diving duck Greater Scaup (1.18, with detection 1.14) and to Double-crested Cormorant (1.13).</w:t>
+        <w:t xml:space="preserve">The eleven species above were named before execution and are not the largest effects in the family (Figure 2; Table 2). The three largest active interactions belong to species not discussed individually: American Herring Gull detection 1.49 (1.29–1.71), Iceland Gull detection 1.43 (1.30–1.57), and Long-tailed Duck conditional count 1.49 (1.33–1.67). These are not thin estimates: the three rest on 1,957, 4,763, and 3,070 detections respectively, with a comparable number of positive numeric counts each. Other sea ducks with established associations with herring spawn also increased in flock size without appearing in Table 1: Common Goldeneye (1.22), Barrow’s Goldeneye (1.11), and Bufflehead and Red-breasted Merganser (1.10 each). Positive count interactions extended beyond that guild to the diving duck Greater Scaup (1.18, with detection 1.14) and to Double-crested Cormorant (1.13).</w:t>
       </w:r>
     </w:p>
     <w:p>
@@ -1850,7 +1880,7 @@
         <w:pStyle w:val="BodyText"/>
       </w:pPr>
       <w:r>
-        <w:t xml:space="preserve">Positive interactions also occurred in waterfowl with no established roe-feeding pathway, and some were among the largest in the family. Northern Pintail detection was 1.29 (1.18–1.42), exceeded only by the two large gulls above and larger than any focal species in Table 1. American Wigeon rose in both components (detection 1.14, count 1.11), and Canada Goose detection rose to 1.08 (1.02–1.14). With Mallard’s count interaction of 1.11 and the Northern Shoveler comparator result below, four of the five dabbling ducks in this study showed a positive active interaction in at least one component; Gadwall was the exception rather than the rule. This cohort is examined in the Discussion, because it bears directly on how much of the family-wide signal a trophic mechanism can carry.</w:t>
+        <w:t xml:space="preserve">Positive interactions also occurred in dabbling ducks and geese, whose only hypothesised link to spawn is weak surface- and vegetation-associated roe use rather than an established direct pathway, and some were among the largest in the family. Northern Pintail detection was 1.29 (1.18–1.42), exceeded only by the two large gulls above and larger than any focal species in Table 1. American Wigeon rose in both components (detection 1.14, count 1.11), and Canada Goose detection rose to 1.08 (1.02–1.14). With Mallard’s count interaction of 1.11 and the Northern Shoveler comparator result below, four of the five support-qualified dabbling ducks in this study showed a positive active interaction in at least one component; Gadwall was the only exception. This cohort is examined in the Discussion, because it bears directly on how much of the family-wide signal a trophic mechanism can carry.</w:t>
       </w:r>
     </w:p>
     <w:p>
@@ -1941,21 +1971,1788 @@
         <w:t xml:space="preserve"> </w:t>
       </w:r>
       <w:r>
-        <w:t xml:space="preserve">Full values, confidence intervals, and q-values are in</w:t>
-      </w:r>
-      <w:r>
-        <w:t xml:space="preserve"> </w:t>
-      </w:r>
-      <w:r>
-        <w:rPr>
-          <w:rStyle w:val="VerbatimChar"/>
-        </w:rPr>
-        <w:t xml:space="preserve">Table_2_family_extremes_v7.csv</w:t>
-      </w:r>
-      <w:r>
-        <w:t xml:space="preserve">; the complete family is in Table S1.</w:t>
-      </w:r>
-    </w:p>
+        <w:t xml:space="preserve">Values are estimate (95% CI) with BH q. The complete family is in Table S1.</w:t>
+      </w:r>
+    </w:p>
+    <w:p>
+      <w:pPr>
+        <w:pStyle w:val="TableCaption"/>
+      </w:pPr>
+      <w:r>
+        <w:t xml:space="preserve">Common Raven’s negative active detection interaction (0.94, in Table 1) is the sixth negative detection result and is not repeated here.</w:t>
+      </w:r>
+    </w:p>
+    <w:tbl>
+      <w:tblPr>
+        <w:tblStyle w:val="Table"/>
+        <w:tblW w:type="pct" w:w="5000"/>
+        <w:tblLayout w:type="fixed"/>
+        <w:tblLook w:firstRow="1" w:lastRow="0" w:firstColumn="0" w:lastColumn="0" w:noHBand="0" w:noVBand="0" w:val="0020"/>
+        <w:tblCaption w:val="Common Raven’s negative active detection interaction (0.94, in Table 1) is the sixth negative detection result and is not repeated here."/>
+      </w:tblPr>
+      <w:tblGrid>
+        <w:gridCol w:w="1397"/>
+        <w:gridCol w:w="1397"/>
+        <w:gridCol w:w="1397"/>
+        <w:gridCol w:w="1863"/>
+        <w:gridCol w:w="1863"/>
+      </w:tblGrid>
+      <w:tr>
+        <w:trPr>
+          <w:tblHeader w:val="on"/>
+        </w:trPr>
+        <w:tc>
+          <w:tcPr/>
+          <w:p>
+            <w:pPr>
+              <w:pStyle w:val="Compact"/>
+              <w:jc w:val="left"/>
+            </w:pPr>
+            <w:r>
+              <w:t xml:space="preserve">Species</w:t>
+            </w:r>
+          </w:p>
+        </w:tc>
+        <w:tc>
+          <w:tcPr/>
+          <w:p>
+            <w:pPr>
+              <w:pStyle w:val="Compact"/>
+              <w:jc w:val="left"/>
+            </w:pPr>
+            <w:r>
+              <w:t xml:space="preserve">Outcome</w:t>
+            </w:r>
+          </w:p>
+        </w:tc>
+        <w:tc>
+          <w:tcPr/>
+          <w:p>
+            <w:pPr>
+              <w:pStyle w:val="Compact"/>
+              <w:jc w:val="left"/>
+            </w:pPr>
+            <w:r>
+              <w:t xml:space="preserve">Direction</w:t>
+            </w:r>
+          </w:p>
+        </w:tc>
+        <w:tc>
+          <w:tcPr/>
+          <w:p>
+            <w:pPr>
+              <w:pStyle w:val="Compact"/>
+              <w:jc w:val="right"/>
+            </w:pPr>
+            <w:r>
+              <w:t xml:space="preserve">Active 0–14 d ratio (95% CI)</w:t>
+            </w:r>
+          </w:p>
+        </w:tc>
+        <w:tc>
+          <w:tcPr/>
+          <w:p>
+            <w:pPr>
+              <w:pStyle w:val="Compact"/>
+              <w:jc w:val="right"/>
+            </w:pPr>
+            <w:r>
+              <w:t xml:space="preserve">BH q</w:t>
+            </w:r>
+          </w:p>
+        </w:tc>
+      </w:tr>
+      <w:tr>
+        <w:tc>
+          <w:tcPr/>
+          <w:p>
+            <w:pPr>
+              <w:pStyle w:val="Compact"/>
+              <w:jc w:val="left"/>
+            </w:pPr>
+            <w:r>
+              <w:t xml:space="preserve">American Herring Gull</w:t>
+            </w:r>
+          </w:p>
+        </w:tc>
+        <w:tc>
+          <w:tcPr/>
+          <w:p>
+            <w:pPr>
+              <w:pStyle w:val="Compact"/>
+              <w:jc w:val="left"/>
+            </w:pPr>
+            <w:r>
+              <w:t xml:space="preserve">Detection</w:t>
+            </w:r>
+          </w:p>
+        </w:tc>
+        <w:tc>
+          <w:tcPr/>
+          <w:p>
+            <w:pPr>
+              <w:pStyle w:val="Compact"/>
+              <w:jc w:val="left"/>
+            </w:pPr>
+            <w:r>
+              <w:t xml:space="preserve">positive</w:t>
+            </w:r>
+          </w:p>
+        </w:tc>
+        <w:tc>
+          <w:tcPr/>
+          <w:p>
+            <w:pPr>
+              <w:pStyle w:val="Compact"/>
+              <w:jc w:val="right"/>
+            </w:pPr>
+            <w:r>
+              <w:t xml:space="preserve">1.49 (1.29–1.71)</w:t>
+            </w:r>
+          </w:p>
+        </w:tc>
+        <w:tc>
+          <w:tcPr/>
+          <w:p>
+            <w:pPr>
+              <w:pStyle w:val="Compact"/>
+              <w:jc w:val="right"/>
+            </w:pPr>
+            <w:r>
+              <w:t xml:space="preserve">7.32 × 10</w:t>
+            </w:r>
+            <w:r>
+              <w:rPr>
+                <w:vertAlign w:val="superscript"/>
+              </w:rPr>
+              <w:t xml:space="preserve">-7</w:t>
+            </w:r>
+          </w:p>
+        </w:tc>
+      </w:tr>
+      <w:tr>
+        <w:tc>
+          <w:tcPr/>
+          <w:p>
+            <w:pPr>
+              <w:pStyle w:val="Compact"/>
+              <w:jc w:val="left"/>
+            </w:pPr>
+            <w:r>
+              <w:t xml:space="preserve">Iceland Gull</w:t>
+            </w:r>
+          </w:p>
+        </w:tc>
+        <w:tc>
+          <w:tcPr/>
+          <w:p>
+            <w:pPr>
+              <w:pStyle w:val="Compact"/>
+              <w:jc w:val="left"/>
+            </w:pPr>
+            <w:r>
+              <w:t xml:space="preserve">Detection</w:t>
+            </w:r>
+          </w:p>
+        </w:tc>
+        <w:tc>
+          <w:tcPr/>
+          <w:p>
+            <w:pPr>
+              <w:pStyle w:val="Compact"/>
+              <w:jc w:val="left"/>
+            </w:pPr>
+            <w:r>
+              <w:t xml:space="preserve">positive</w:t>
+            </w:r>
+          </w:p>
+        </w:tc>
+        <w:tc>
+          <w:tcPr/>
+          <w:p>
+            <w:pPr>
+              <w:pStyle w:val="Compact"/>
+              <w:jc w:val="right"/>
+            </w:pPr>
+            <w:r>
+              <w:t xml:space="preserve">1.43 (1.30–1.57)</w:t>
+            </w:r>
+          </w:p>
+        </w:tc>
+        <w:tc>
+          <w:tcPr/>
+          <w:p>
+            <w:pPr>
+              <w:pStyle w:val="Compact"/>
+              <w:jc w:val="right"/>
+            </w:pPr>
+            <w:r>
+              <w:t xml:space="preserve">2.43 × 10</w:t>
+            </w:r>
+            <w:r>
+              <w:rPr>
+                <w:vertAlign w:val="superscript"/>
+              </w:rPr>
+              <w:t xml:space="preserve">-12</w:t>
+            </w:r>
+          </w:p>
+        </w:tc>
+      </w:tr>
+      <w:tr>
+        <w:tc>
+          <w:tcPr/>
+          <w:p>
+            <w:pPr>
+              <w:pStyle w:val="Compact"/>
+              <w:jc w:val="left"/>
+            </w:pPr>
+            <w:r>
+              <w:t xml:space="preserve">Northern Pintail</w:t>
+            </w:r>
+          </w:p>
+        </w:tc>
+        <w:tc>
+          <w:tcPr/>
+          <w:p>
+            <w:pPr>
+              <w:pStyle w:val="Compact"/>
+              <w:jc w:val="left"/>
+            </w:pPr>
+            <w:r>
+              <w:t xml:space="preserve">Detection</w:t>
+            </w:r>
+          </w:p>
+        </w:tc>
+        <w:tc>
+          <w:tcPr/>
+          <w:p>
+            <w:pPr>
+              <w:pStyle w:val="Compact"/>
+              <w:jc w:val="left"/>
+            </w:pPr>
+            <w:r>
+              <w:t xml:space="preserve">positive</w:t>
+            </w:r>
+          </w:p>
+        </w:tc>
+        <w:tc>
+          <w:tcPr/>
+          <w:p>
+            <w:pPr>
+              <w:pStyle w:val="Compact"/>
+              <w:jc w:val="right"/>
+            </w:pPr>
+            <w:r>
+              <w:t xml:space="preserve">1.29 (1.18–1.42)</w:t>
+            </w:r>
+          </w:p>
+        </w:tc>
+        <w:tc>
+          <w:tcPr/>
+          <w:p>
+            <w:pPr>
+              <w:pStyle w:val="Compact"/>
+              <w:jc w:val="right"/>
+            </w:pPr>
+            <w:r>
+              <w:t xml:space="preserve">7.32 × 10</w:t>
+            </w:r>
+            <w:r>
+              <w:rPr>
+                <w:vertAlign w:val="superscript"/>
+              </w:rPr>
+              <w:t xml:space="preserve">-7</w:t>
+            </w:r>
+          </w:p>
+        </w:tc>
+      </w:tr>
+      <w:tr>
+        <w:tc>
+          <w:tcPr/>
+          <w:p>
+            <w:pPr>
+              <w:pStyle w:val="Compact"/>
+              <w:jc w:val="left"/>
+            </w:pPr>
+            <w:r>
+              <w:t xml:space="preserve">Lesser Scaup</w:t>
+            </w:r>
+          </w:p>
+        </w:tc>
+        <w:tc>
+          <w:tcPr/>
+          <w:p>
+            <w:pPr>
+              <w:pStyle w:val="Compact"/>
+              <w:jc w:val="left"/>
+            </w:pPr>
+            <w:r>
+              <w:t xml:space="preserve">Detection</w:t>
+            </w:r>
+          </w:p>
+        </w:tc>
+        <w:tc>
+          <w:tcPr/>
+          <w:p>
+            <w:pPr>
+              <w:pStyle w:val="Compact"/>
+              <w:jc w:val="left"/>
+            </w:pPr>
+            <w:r>
+              <w:t xml:space="preserve">positive</w:t>
+            </w:r>
+          </w:p>
+        </w:tc>
+        <w:tc>
+          <w:tcPr/>
+          <w:p>
+            <w:pPr>
+              <w:pStyle w:val="Compact"/>
+              <w:jc w:val="right"/>
+            </w:pPr>
+            <w:r>
+              <w:t xml:space="preserve">1.24 (1.10–1.40)</w:t>
+            </w:r>
+          </w:p>
+        </w:tc>
+        <w:tc>
+          <w:tcPr/>
+          <w:p>
+            <w:pPr>
+              <w:pStyle w:val="Compact"/>
+              <w:jc w:val="right"/>
+            </w:pPr>
+            <w:r>
+              <w:t xml:space="preserve">0.003</w:t>
+            </w:r>
+          </w:p>
+        </w:tc>
+      </w:tr>
+      <w:tr>
+        <w:tc>
+          <w:tcPr/>
+          <w:p>
+            <w:pPr>
+              <w:pStyle w:val="Compact"/>
+              <w:jc w:val="left"/>
+            </w:pPr>
+            <w:r>
+              <w:t xml:space="preserve">California Gull</w:t>
+            </w:r>
+          </w:p>
+        </w:tc>
+        <w:tc>
+          <w:tcPr/>
+          <w:p>
+            <w:pPr>
+              <w:pStyle w:val="Compact"/>
+              <w:jc w:val="left"/>
+            </w:pPr>
+            <w:r>
+              <w:t xml:space="preserve">Detection</w:t>
+            </w:r>
+          </w:p>
+        </w:tc>
+        <w:tc>
+          <w:tcPr/>
+          <w:p>
+            <w:pPr>
+              <w:pStyle w:val="Compact"/>
+              <w:jc w:val="left"/>
+            </w:pPr>
+            <w:r>
+              <w:t xml:space="preserve">positive</w:t>
+            </w:r>
+          </w:p>
+        </w:tc>
+        <w:tc>
+          <w:tcPr/>
+          <w:p>
+            <w:pPr>
+              <w:pStyle w:val="Compact"/>
+              <w:jc w:val="right"/>
+            </w:pPr>
+            <w:r>
+              <w:t xml:space="preserve">1.22 (1.11–1.33)</w:t>
+            </w:r>
+          </w:p>
+        </w:tc>
+        <w:tc>
+          <w:tcPr/>
+          <w:p>
+            <w:pPr>
+              <w:pStyle w:val="Compact"/>
+              <w:jc w:val="right"/>
+            </w:pPr>
+            <w:r>
+              <w:t xml:space="preserve">1.38 × 10</w:t>
+            </w:r>
+            <w:r>
+              <w:rPr>
+                <w:vertAlign w:val="superscript"/>
+              </w:rPr>
+              <w:t xml:space="preserve">-4</w:t>
+            </w:r>
+          </w:p>
+        </w:tc>
+      </w:tr>
+      <w:tr>
+        <w:tc>
+          <w:tcPr/>
+          <w:p>
+            <w:pPr>
+              <w:pStyle w:val="Compact"/>
+              <w:jc w:val="left"/>
+            </w:pPr>
+            <w:r>
+              <w:t xml:space="preserve">American Wigeon</w:t>
+            </w:r>
+          </w:p>
+        </w:tc>
+        <w:tc>
+          <w:tcPr/>
+          <w:p>
+            <w:pPr>
+              <w:pStyle w:val="Compact"/>
+              <w:jc w:val="left"/>
+            </w:pPr>
+            <w:r>
+              <w:t xml:space="preserve">Detection</w:t>
+            </w:r>
+          </w:p>
+        </w:tc>
+        <w:tc>
+          <w:tcPr/>
+          <w:p>
+            <w:pPr>
+              <w:pStyle w:val="Compact"/>
+              <w:jc w:val="left"/>
+            </w:pPr>
+            <w:r>
+              <w:t xml:space="preserve">positive</w:t>
+            </w:r>
+          </w:p>
+        </w:tc>
+        <w:tc>
+          <w:tcPr/>
+          <w:p>
+            <w:pPr>
+              <w:pStyle w:val="Compact"/>
+              <w:jc w:val="right"/>
+            </w:pPr>
+            <w:r>
+              <w:t xml:space="preserve">1.14 (1.07–1.21)</w:t>
+            </w:r>
+          </w:p>
+        </w:tc>
+        <w:tc>
+          <w:tcPr/>
+          <w:p>
+            <w:pPr>
+              <w:pStyle w:val="Compact"/>
+              <w:jc w:val="right"/>
+            </w:pPr>
+            <w:r>
+              <w:t xml:space="preserve">1.38 × 10</w:t>
+            </w:r>
+            <w:r>
+              <w:rPr>
+                <w:vertAlign w:val="superscript"/>
+              </w:rPr>
+              <w:t xml:space="preserve">-4</w:t>
+            </w:r>
+          </w:p>
+        </w:tc>
+      </w:tr>
+      <w:tr>
+        <w:tc>
+          <w:tcPr/>
+          <w:p>
+            <w:pPr>
+              <w:pStyle w:val="Compact"/>
+              <w:jc w:val="left"/>
+            </w:pPr>
+            <w:r>
+              <w:t xml:space="preserve">Greater Scaup</w:t>
+            </w:r>
+          </w:p>
+        </w:tc>
+        <w:tc>
+          <w:tcPr/>
+          <w:p>
+            <w:pPr>
+              <w:pStyle w:val="Compact"/>
+              <w:jc w:val="left"/>
+            </w:pPr>
+            <w:r>
+              <w:t xml:space="preserve">Detection</w:t>
+            </w:r>
+          </w:p>
+        </w:tc>
+        <w:tc>
+          <w:tcPr/>
+          <w:p>
+            <w:pPr>
+              <w:pStyle w:val="Compact"/>
+              <w:jc w:val="left"/>
+            </w:pPr>
+            <w:r>
+              <w:t xml:space="preserve">positive</w:t>
+            </w:r>
+          </w:p>
+        </w:tc>
+        <w:tc>
+          <w:tcPr/>
+          <w:p>
+            <w:pPr>
+              <w:pStyle w:val="Compact"/>
+              <w:jc w:val="right"/>
+            </w:pPr>
+            <w:r>
+              <w:t xml:space="preserve">1.14 (1.03–1.26)</w:t>
+            </w:r>
+          </w:p>
+        </w:tc>
+        <w:tc>
+          <w:tcPr/>
+          <w:p>
+            <w:pPr>
+              <w:pStyle w:val="Compact"/>
+              <w:jc w:val="right"/>
+            </w:pPr>
+            <w:r>
+              <w:t xml:space="preserve">0.026</w:t>
+            </w:r>
+          </w:p>
+        </w:tc>
+      </w:tr>
+      <w:tr>
+        <w:tc>
+          <w:tcPr/>
+          <w:p>
+            <w:pPr>
+              <w:pStyle w:val="Compact"/>
+              <w:jc w:val="left"/>
+            </w:pPr>
+            <w:r>
+              <w:t xml:space="preserve">Red-necked Grebe</w:t>
+            </w:r>
+          </w:p>
+        </w:tc>
+        <w:tc>
+          <w:tcPr/>
+          <w:p>
+            <w:pPr>
+              <w:pStyle w:val="Compact"/>
+              <w:jc w:val="left"/>
+            </w:pPr>
+            <w:r>
+              <w:t xml:space="preserve">Detection</w:t>
+            </w:r>
+          </w:p>
+        </w:tc>
+        <w:tc>
+          <w:tcPr/>
+          <w:p>
+            <w:pPr>
+              <w:pStyle w:val="Compact"/>
+              <w:jc w:val="left"/>
+            </w:pPr>
+            <w:r>
+              <w:t xml:space="preserve">positive</w:t>
+            </w:r>
+          </w:p>
+        </w:tc>
+        <w:tc>
+          <w:tcPr/>
+          <w:p>
+            <w:pPr>
+              <w:pStyle w:val="Compact"/>
+              <w:jc w:val="right"/>
+            </w:pPr>
+            <w:r>
+              <w:t xml:space="preserve">1.12 (1.02–1.23)</w:t>
+            </w:r>
+          </w:p>
+        </w:tc>
+        <w:tc>
+          <w:tcPr/>
+          <w:p>
+            <w:pPr>
+              <w:pStyle w:val="Compact"/>
+              <w:jc w:val="right"/>
+            </w:pPr>
+            <w:r>
+              <w:t xml:space="preserve">0.032</w:t>
+            </w:r>
+          </w:p>
+        </w:tc>
+      </w:tr>
+      <w:tr>
+        <w:tc>
+          <w:tcPr/>
+          <w:p>
+            <w:pPr>
+              <w:pStyle w:val="Compact"/>
+              <w:jc w:val="left"/>
+            </w:pPr>
+            <w:r>
+              <w:t xml:space="preserve">Canada Goose</w:t>
+            </w:r>
+          </w:p>
+        </w:tc>
+        <w:tc>
+          <w:tcPr/>
+          <w:p>
+            <w:pPr>
+              <w:pStyle w:val="Compact"/>
+              <w:jc w:val="left"/>
+            </w:pPr>
+            <w:r>
+              <w:t xml:space="preserve">Detection</w:t>
+            </w:r>
+          </w:p>
+        </w:tc>
+        <w:tc>
+          <w:tcPr/>
+          <w:p>
+            <w:pPr>
+              <w:pStyle w:val="Compact"/>
+              <w:jc w:val="left"/>
+            </w:pPr>
+            <w:r>
+              <w:t xml:space="preserve">positive</w:t>
+            </w:r>
+          </w:p>
+        </w:tc>
+        <w:tc>
+          <w:tcPr/>
+          <w:p>
+            <w:pPr>
+              <w:pStyle w:val="Compact"/>
+              <w:jc w:val="right"/>
+            </w:pPr>
+            <w:r>
+              <w:t xml:space="preserve">1.08 (1.02–1.14)</w:t>
+            </w:r>
+          </w:p>
+        </w:tc>
+        <w:tc>
+          <w:tcPr/>
+          <w:p>
+            <w:pPr>
+              <w:pStyle w:val="Compact"/>
+              <w:jc w:val="right"/>
+            </w:pPr>
+            <w:r>
+              <w:t xml:space="preserve">0.021</w:t>
+            </w:r>
+          </w:p>
+        </w:tc>
+      </w:tr>
+      <w:tr>
+        <w:tc>
+          <w:tcPr/>
+          <w:p>
+            <w:pPr>
+              <w:pStyle w:val="Compact"/>
+              <w:jc w:val="left"/>
+            </w:pPr>
+            <w:r>
+              <w:t xml:space="preserve">Common Loon</w:t>
+            </w:r>
+          </w:p>
+        </w:tc>
+        <w:tc>
+          <w:tcPr/>
+          <w:p>
+            <w:pPr>
+              <w:pStyle w:val="Compact"/>
+              <w:jc w:val="left"/>
+            </w:pPr>
+            <w:r>
+              <w:t xml:space="preserve">Detection</w:t>
+            </w:r>
+          </w:p>
+        </w:tc>
+        <w:tc>
+          <w:tcPr/>
+          <w:p>
+            <w:pPr>
+              <w:pStyle w:val="Compact"/>
+              <w:jc w:val="left"/>
+            </w:pPr>
+            <w:r>
+              <w:t xml:space="preserve">negative</w:t>
+            </w:r>
+          </w:p>
+        </w:tc>
+        <w:tc>
+          <w:tcPr/>
+          <w:p>
+            <w:pPr>
+              <w:pStyle w:val="Compact"/>
+              <w:jc w:val="right"/>
+            </w:pPr>
+            <w:r>
+              <w:t xml:space="preserve">0.90 (0.84–0.97)</w:t>
+            </w:r>
+          </w:p>
+        </w:tc>
+        <w:tc>
+          <w:tcPr/>
+          <w:p>
+            <w:pPr>
+              <w:pStyle w:val="Compact"/>
+              <w:jc w:val="right"/>
+            </w:pPr>
+            <w:r>
+              <w:t xml:space="preserve">0.022</w:t>
+            </w:r>
+          </w:p>
+        </w:tc>
+      </w:tr>
+      <w:tr>
+        <w:tc>
+          <w:tcPr/>
+          <w:p>
+            <w:pPr>
+              <w:pStyle w:val="Compact"/>
+              <w:jc w:val="left"/>
+            </w:pPr>
+            <w:r>
+              <w:t xml:space="preserve">Black-bellied Plover</w:t>
+            </w:r>
+          </w:p>
+        </w:tc>
+        <w:tc>
+          <w:tcPr/>
+          <w:p>
+            <w:pPr>
+              <w:pStyle w:val="Compact"/>
+              <w:jc w:val="left"/>
+            </w:pPr>
+            <w:r>
+              <w:t xml:space="preserve">Detection</w:t>
+            </w:r>
+          </w:p>
+        </w:tc>
+        <w:tc>
+          <w:tcPr/>
+          <w:p>
+            <w:pPr>
+              <w:pStyle w:val="Compact"/>
+              <w:jc w:val="left"/>
+            </w:pPr>
+            <w:r>
+              <w:t xml:space="preserve">negative</w:t>
+            </w:r>
+          </w:p>
+        </w:tc>
+        <w:tc>
+          <w:tcPr/>
+          <w:p>
+            <w:pPr>
+              <w:pStyle w:val="Compact"/>
+              <w:jc w:val="right"/>
+            </w:pPr>
+            <w:r>
+              <w:t xml:space="preserve">0.84 (0.74–0.95)</w:t>
+            </w:r>
+          </w:p>
+        </w:tc>
+        <w:tc>
+          <w:tcPr/>
+          <w:p>
+            <w:pPr>
+              <w:pStyle w:val="Compact"/>
+              <w:jc w:val="right"/>
+            </w:pPr>
+            <w:r>
+              <w:t xml:space="preserve">0.023</w:t>
+            </w:r>
+          </w:p>
+        </w:tc>
+      </w:tr>
+      <w:tr>
+        <w:tc>
+          <w:tcPr/>
+          <w:p>
+            <w:pPr>
+              <w:pStyle w:val="Compact"/>
+              <w:jc w:val="left"/>
+            </w:pPr>
+            <w:r>
+              <w:t xml:space="preserve">Ring-billed Gull</w:t>
+            </w:r>
+          </w:p>
+        </w:tc>
+        <w:tc>
+          <w:tcPr/>
+          <w:p>
+            <w:pPr>
+              <w:pStyle w:val="Compact"/>
+              <w:jc w:val="left"/>
+            </w:pPr>
+            <w:r>
+              <w:t xml:space="preserve">Detection</w:t>
+            </w:r>
+          </w:p>
+        </w:tc>
+        <w:tc>
+          <w:tcPr/>
+          <w:p>
+            <w:pPr>
+              <w:pStyle w:val="Compact"/>
+              <w:jc w:val="left"/>
+            </w:pPr>
+            <w:r>
+              <w:t xml:space="preserve">negative</w:t>
+            </w:r>
+          </w:p>
+        </w:tc>
+        <w:tc>
+          <w:tcPr/>
+          <w:p>
+            <w:pPr>
+              <w:pStyle w:val="Compact"/>
+              <w:jc w:val="right"/>
+            </w:pPr>
+            <w:r>
+              <w:t xml:space="preserve">0.79 (0.69–0.90)</w:t>
+            </w:r>
+          </w:p>
+        </w:tc>
+        <w:tc>
+          <w:tcPr/>
+          <w:p>
+            <w:pPr>
+              <w:pStyle w:val="Compact"/>
+              <w:jc w:val="right"/>
+            </w:pPr>
+            <w:r>
+              <w:t xml:space="preserve">0.002</w:t>
+            </w:r>
+          </w:p>
+        </w:tc>
+      </w:tr>
+      <w:tr>
+        <w:tc>
+          <w:tcPr/>
+          <w:p>
+            <w:pPr>
+              <w:pStyle w:val="Compact"/>
+              <w:jc w:val="left"/>
+            </w:pPr>
+            <w:r>
+              <w:t xml:space="preserve">Western Grebe</w:t>
+            </w:r>
+          </w:p>
+        </w:tc>
+        <w:tc>
+          <w:tcPr/>
+          <w:p>
+            <w:pPr>
+              <w:pStyle w:val="Compact"/>
+              <w:jc w:val="left"/>
+            </w:pPr>
+            <w:r>
+              <w:t xml:space="preserve">Detection</w:t>
+            </w:r>
+          </w:p>
+        </w:tc>
+        <w:tc>
+          <w:tcPr/>
+          <w:p>
+            <w:pPr>
+              <w:pStyle w:val="Compact"/>
+              <w:jc w:val="left"/>
+            </w:pPr>
+            <w:r>
+              <w:t xml:space="preserve">negative</w:t>
+            </w:r>
+          </w:p>
+        </w:tc>
+        <w:tc>
+          <w:tcPr/>
+          <w:p>
+            <w:pPr>
+              <w:pStyle w:val="Compact"/>
+              <w:jc w:val="right"/>
+            </w:pPr>
+            <w:r>
+              <w:t xml:space="preserve">0.74 (0.60–0.92)</w:t>
+            </w:r>
+          </w:p>
+        </w:tc>
+        <w:tc>
+          <w:tcPr/>
+          <w:p>
+            <w:pPr>
+              <w:pStyle w:val="Compact"/>
+              <w:jc w:val="right"/>
+            </w:pPr>
+            <w:r>
+              <w:t xml:space="preserve">0.023</w:t>
+            </w:r>
+          </w:p>
+        </w:tc>
+      </w:tr>
+      <w:tr>
+        <w:tc>
+          <w:tcPr/>
+          <w:p>
+            <w:pPr>
+              <w:pStyle w:val="Compact"/>
+              <w:jc w:val="left"/>
+            </w:pPr>
+            <w:r>
+              <w:t xml:space="preserve">Rhinoceros Auklet</w:t>
+            </w:r>
+          </w:p>
+        </w:tc>
+        <w:tc>
+          <w:tcPr/>
+          <w:p>
+            <w:pPr>
+              <w:pStyle w:val="Compact"/>
+              <w:jc w:val="left"/>
+            </w:pPr>
+            <w:r>
+              <w:t xml:space="preserve">Detection</w:t>
+            </w:r>
+          </w:p>
+        </w:tc>
+        <w:tc>
+          <w:tcPr/>
+          <w:p>
+            <w:pPr>
+              <w:pStyle w:val="Compact"/>
+              <w:jc w:val="left"/>
+            </w:pPr>
+            <w:r>
+              <w:t xml:space="preserve">negative</w:t>
+            </w:r>
+          </w:p>
+        </w:tc>
+        <w:tc>
+          <w:tcPr/>
+          <w:p>
+            <w:pPr>
+              <w:pStyle w:val="Compact"/>
+              <w:jc w:val="right"/>
+            </w:pPr>
+            <w:r>
+              <w:t xml:space="preserve">0.71 (0.55–0.91)</w:t>
+            </w:r>
+          </w:p>
+        </w:tc>
+        <w:tc>
+          <w:tcPr/>
+          <w:p>
+            <w:pPr>
+              <w:pStyle w:val="Compact"/>
+              <w:jc w:val="right"/>
+            </w:pPr>
+            <w:r>
+              <w:t xml:space="preserve">0.024</w:t>
+            </w:r>
+          </w:p>
+        </w:tc>
+      </w:tr>
+      <w:tr>
+        <w:tc>
+          <w:tcPr/>
+          <w:p>
+            <w:pPr>
+              <w:pStyle w:val="Compact"/>
+              <w:jc w:val="left"/>
+            </w:pPr>
+            <w:r>
+              <w:t xml:space="preserve">Long-tailed Duck</w:t>
+            </w:r>
+          </w:p>
+        </w:tc>
+        <w:tc>
+          <w:tcPr/>
+          <w:p>
+            <w:pPr>
+              <w:pStyle w:val="Compact"/>
+              <w:jc w:val="left"/>
+            </w:pPr>
+            <w:r>
+              <w:t xml:space="preserve">Flock size</w:t>
+            </w:r>
+          </w:p>
+        </w:tc>
+        <w:tc>
+          <w:tcPr/>
+          <w:p>
+            <w:pPr>
+              <w:pStyle w:val="Compact"/>
+              <w:jc w:val="left"/>
+            </w:pPr>
+            <w:r>
+              <w:t xml:space="preserve">positive</w:t>
+            </w:r>
+          </w:p>
+        </w:tc>
+        <w:tc>
+          <w:tcPr/>
+          <w:p>
+            <w:pPr>
+              <w:pStyle w:val="Compact"/>
+              <w:jc w:val="right"/>
+            </w:pPr>
+            <w:r>
+              <w:t xml:space="preserve">1.49 (1.33–1.67)</w:t>
+            </w:r>
+          </w:p>
+        </w:tc>
+        <w:tc>
+          <w:tcPr/>
+          <w:p>
+            <w:pPr>
+              <w:pStyle w:val="Compact"/>
+              <w:jc w:val="right"/>
+            </w:pPr>
+            <w:r>
+              <w:t xml:space="preserve">1.64 × 10</w:t>
+            </w:r>
+            <w:r>
+              <w:rPr>
+                <w:vertAlign w:val="superscript"/>
+              </w:rPr>
+              <w:t xml:space="preserve">-11</w:t>
+            </w:r>
+          </w:p>
+        </w:tc>
+      </w:tr>
+      <w:tr>
+        <w:tc>
+          <w:tcPr/>
+          <w:p>
+            <w:pPr>
+              <w:pStyle w:val="Compact"/>
+              <w:jc w:val="left"/>
+            </w:pPr>
+            <w:r>
+              <w:t xml:space="preserve">Iceland Gull</w:t>
+            </w:r>
+          </w:p>
+        </w:tc>
+        <w:tc>
+          <w:tcPr/>
+          <w:p>
+            <w:pPr>
+              <w:pStyle w:val="Compact"/>
+              <w:jc w:val="left"/>
+            </w:pPr>
+            <w:r>
+              <w:t xml:space="preserve">Flock size</w:t>
+            </w:r>
+          </w:p>
+        </w:tc>
+        <w:tc>
+          <w:tcPr/>
+          <w:p>
+            <w:pPr>
+              <w:pStyle w:val="Compact"/>
+              <w:jc w:val="left"/>
+            </w:pPr>
+            <w:r>
+              <w:t xml:space="preserve">positive</w:t>
+            </w:r>
+          </w:p>
+        </w:tc>
+        <w:tc>
+          <w:tcPr/>
+          <w:p>
+            <w:pPr>
+              <w:pStyle w:val="Compact"/>
+              <w:jc w:val="right"/>
+            </w:pPr>
+            <w:r>
+              <w:t xml:space="preserve">1.36 (1.23–1.51)</w:t>
+            </w:r>
+          </w:p>
+        </w:tc>
+        <w:tc>
+          <w:tcPr/>
+          <w:p>
+            <w:pPr>
+              <w:pStyle w:val="Compact"/>
+              <w:jc w:val="right"/>
+            </w:pPr>
+            <w:r>
+              <w:t xml:space="preserve">1.38 × 10</w:t>
+            </w:r>
+            <w:r>
+              <w:rPr>
+                <w:vertAlign w:val="superscript"/>
+              </w:rPr>
+              <w:t xml:space="preserve">-8</w:t>
+            </w:r>
+          </w:p>
+        </w:tc>
+      </w:tr>
+      <w:tr>
+        <w:tc>
+          <w:tcPr/>
+          <w:p>
+            <w:pPr>
+              <w:pStyle w:val="Compact"/>
+              <w:jc w:val="left"/>
+            </w:pPr>
+            <w:r>
+              <w:t xml:space="preserve">Common Goldeneye</w:t>
+            </w:r>
+          </w:p>
+        </w:tc>
+        <w:tc>
+          <w:tcPr/>
+          <w:p>
+            <w:pPr>
+              <w:pStyle w:val="Compact"/>
+              <w:jc w:val="left"/>
+            </w:pPr>
+            <w:r>
+              <w:t xml:space="preserve">Flock size</w:t>
+            </w:r>
+          </w:p>
+        </w:tc>
+        <w:tc>
+          <w:tcPr/>
+          <w:p>
+            <w:pPr>
+              <w:pStyle w:val="Compact"/>
+              <w:jc w:val="left"/>
+            </w:pPr>
+            <w:r>
+              <w:t xml:space="preserve">positive</w:t>
+            </w:r>
+          </w:p>
+        </w:tc>
+        <w:tc>
+          <w:tcPr/>
+          <w:p>
+            <w:pPr>
+              <w:pStyle w:val="Compact"/>
+              <w:jc w:val="right"/>
+            </w:pPr>
+            <w:r>
+              <w:t xml:space="preserve">1.22 (1.18–1.27)</w:t>
+            </w:r>
+          </w:p>
+        </w:tc>
+        <w:tc>
+          <w:tcPr/>
+          <w:p>
+            <w:pPr>
+              <w:pStyle w:val="Compact"/>
+              <w:jc w:val="right"/>
+            </w:pPr>
+            <w:r>
+              <w:t xml:space="preserve">1.71 × 10</w:t>
+            </w:r>
+            <w:r>
+              <w:rPr>
+                <w:vertAlign w:val="superscript"/>
+              </w:rPr>
+              <w:t xml:space="preserve">-21</w:t>
+            </w:r>
+          </w:p>
+        </w:tc>
+      </w:tr>
+      <w:tr>
+        <w:tc>
+          <w:tcPr/>
+          <w:p>
+            <w:pPr>
+              <w:pStyle w:val="Compact"/>
+              <w:jc w:val="left"/>
+            </w:pPr>
+            <w:r>
+              <w:t xml:space="preserve">California Gull</w:t>
+            </w:r>
+          </w:p>
+        </w:tc>
+        <w:tc>
+          <w:tcPr/>
+          <w:p>
+            <w:pPr>
+              <w:pStyle w:val="Compact"/>
+              <w:jc w:val="left"/>
+            </w:pPr>
+            <w:r>
+              <w:t xml:space="preserve">Flock size</w:t>
+            </w:r>
+          </w:p>
+        </w:tc>
+        <w:tc>
+          <w:tcPr/>
+          <w:p>
+            <w:pPr>
+              <w:pStyle w:val="Compact"/>
+              <w:jc w:val="left"/>
+            </w:pPr>
+            <w:r>
+              <w:t xml:space="preserve">positive</w:t>
+            </w:r>
+          </w:p>
+        </w:tc>
+        <w:tc>
+          <w:tcPr/>
+          <w:p>
+            <w:pPr>
+              <w:pStyle w:val="Compact"/>
+              <w:jc w:val="right"/>
+            </w:pPr>
+            <w:r>
+              <w:t xml:space="preserve">1.22 (1.12–1.34)</w:t>
+            </w:r>
+          </w:p>
+        </w:tc>
+        <w:tc>
+          <w:tcPr/>
+          <w:p>
+            <w:pPr>
+              <w:pStyle w:val="Compact"/>
+              <w:jc w:val="right"/>
+            </w:pPr>
+            <w:r>
+              <w:t xml:space="preserve">5.02 × 10</w:t>
+            </w:r>
+            <w:r>
+              <w:rPr>
+                <w:vertAlign w:val="superscript"/>
+              </w:rPr>
+              <w:t xml:space="preserve">-5</w:t>
+            </w:r>
+          </w:p>
+        </w:tc>
+      </w:tr>
+      <w:tr>
+        <w:tc>
+          <w:tcPr/>
+          <w:p>
+            <w:pPr>
+              <w:pStyle w:val="Compact"/>
+              <w:jc w:val="left"/>
+            </w:pPr>
+            <w:r>
+              <w:t xml:space="preserve">Greater Scaup</w:t>
+            </w:r>
+          </w:p>
+        </w:tc>
+        <w:tc>
+          <w:tcPr/>
+          <w:p>
+            <w:pPr>
+              <w:pStyle w:val="Compact"/>
+              <w:jc w:val="left"/>
+            </w:pPr>
+            <w:r>
+              <w:t xml:space="preserve">Flock size</w:t>
+            </w:r>
+          </w:p>
+        </w:tc>
+        <w:tc>
+          <w:tcPr/>
+          <w:p>
+            <w:pPr>
+              <w:pStyle w:val="Compact"/>
+              <w:jc w:val="left"/>
+            </w:pPr>
+            <w:r>
+              <w:t xml:space="preserve">positive</w:t>
+            </w:r>
+          </w:p>
+        </w:tc>
+        <w:tc>
+          <w:tcPr/>
+          <w:p>
+            <w:pPr>
+              <w:pStyle w:val="Compact"/>
+              <w:jc w:val="right"/>
+            </w:pPr>
+            <w:r>
+              <w:t xml:space="preserve">1.18 (1.05–1.32)</w:t>
+            </w:r>
+          </w:p>
+        </w:tc>
+        <w:tc>
+          <w:tcPr/>
+          <w:p>
+            <w:pPr>
+              <w:pStyle w:val="Compact"/>
+              <w:jc w:val="right"/>
+            </w:pPr>
+            <w:r>
+              <w:t xml:space="preserve">0.016</w:t>
+            </w:r>
+          </w:p>
+        </w:tc>
+      </w:tr>
+      <w:tr>
+        <w:tc>
+          <w:tcPr/>
+          <w:p>
+            <w:pPr>
+              <w:pStyle w:val="Compact"/>
+              <w:jc w:val="left"/>
+            </w:pPr>
+            <w:r>
+              <w:t xml:space="preserve">Double-crested Cormorant</w:t>
+            </w:r>
+          </w:p>
+        </w:tc>
+        <w:tc>
+          <w:tcPr/>
+          <w:p>
+            <w:pPr>
+              <w:pStyle w:val="Compact"/>
+              <w:jc w:val="left"/>
+            </w:pPr>
+            <w:r>
+              <w:t xml:space="preserve">Flock size</w:t>
+            </w:r>
+          </w:p>
+        </w:tc>
+        <w:tc>
+          <w:tcPr/>
+          <w:p>
+            <w:pPr>
+              <w:pStyle w:val="Compact"/>
+              <w:jc w:val="left"/>
+            </w:pPr>
+            <w:r>
+              <w:t xml:space="preserve">positive</w:t>
+            </w:r>
+          </w:p>
+        </w:tc>
+        <w:tc>
+          <w:tcPr/>
+          <w:p>
+            <w:pPr>
+              <w:pStyle w:val="Compact"/>
+              <w:jc w:val="right"/>
+            </w:pPr>
+            <w:r>
+              <w:t xml:space="preserve">1.13 (1.08–1.17)</w:t>
+            </w:r>
+          </w:p>
+        </w:tc>
+        <w:tc>
+          <w:tcPr/>
+          <w:p>
+            <w:pPr>
+              <w:pStyle w:val="Compact"/>
+              <w:jc w:val="right"/>
+            </w:pPr>
+            <w:r>
+              <w:t xml:space="preserve">1.28 × 10</w:t>
+            </w:r>
+            <w:r>
+              <w:rPr>
+                <w:vertAlign w:val="superscript"/>
+              </w:rPr>
+              <w:t xml:space="preserve">-7</w:t>
+            </w:r>
+          </w:p>
+        </w:tc>
+      </w:tr>
+      <w:tr>
+        <w:tc>
+          <w:tcPr/>
+          <w:p>
+            <w:pPr>
+              <w:pStyle w:val="Compact"/>
+              <w:jc w:val="left"/>
+            </w:pPr>
+            <w:r>
+              <w:t xml:space="preserve">American Wigeon</w:t>
+            </w:r>
+          </w:p>
+        </w:tc>
+        <w:tc>
+          <w:tcPr/>
+          <w:p>
+            <w:pPr>
+              <w:pStyle w:val="Compact"/>
+              <w:jc w:val="left"/>
+            </w:pPr>
+            <w:r>
+              <w:t xml:space="preserve">Flock size</w:t>
+            </w:r>
+          </w:p>
+        </w:tc>
+        <w:tc>
+          <w:tcPr/>
+          <w:p>
+            <w:pPr>
+              <w:pStyle w:val="Compact"/>
+              <w:jc w:val="left"/>
+            </w:pPr>
+            <w:r>
+              <w:t xml:space="preserve">positive</w:t>
+            </w:r>
+          </w:p>
+        </w:tc>
+        <w:tc>
+          <w:tcPr/>
+          <w:p>
+            <w:pPr>
+              <w:pStyle w:val="Compact"/>
+              <w:jc w:val="right"/>
+            </w:pPr>
+            <w:r>
+              <w:t xml:space="preserve">1.11 (1.06–1.16)</w:t>
+            </w:r>
+          </w:p>
+        </w:tc>
+        <w:tc>
+          <w:tcPr/>
+          <w:p>
+            <w:pPr>
+              <w:pStyle w:val="Compact"/>
+              <w:jc w:val="right"/>
+            </w:pPr>
+            <w:r>
+              <w:t xml:space="preserve">3.51 × 10</w:t>
+            </w:r>
+            <w:r>
+              <w:rPr>
+                <w:vertAlign w:val="superscript"/>
+              </w:rPr>
+              <w:t xml:space="preserve">-5</w:t>
+            </w:r>
+          </w:p>
+        </w:tc>
+      </w:tr>
+      <w:tr>
+        <w:tc>
+          <w:tcPr/>
+          <w:p>
+            <w:pPr>
+              <w:pStyle w:val="Compact"/>
+              <w:jc w:val="left"/>
+            </w:pPr>
+            <w:r>
+              <w:t xml:space="preserve">Barrow’s Goldeneye</w:t>
+            </w:r>
+          </w:p>
+        </w:tc>
+        <w:tc>
+          <w:tcPr/>
+          <w:p>
+            <w:pPr>
+              <w:pStyle w:val="Compact"/>
+              <w:jc w:val="left"/>
+            </w:pPr>
+            <w:r>
+              <w:t xml:space="preserve">Flock size</w:t>
+            </w:r>
+          </w:p>
+        </w:tc>
+        <w:tc>
+          <w:tcPr/>
+          <w:p>
+            <w:pPr>
+              <w:pStyle w:val="Compact"/>
+              <w:jc w:val="left"/>
+            </w:pPr>
+            <w:r>
+              <w:t xml:space="preserve">positive</w:t>
+            </w:r>
+          </w:p>
+        </w:tc>
+        <w:tc>
+          <w:tcPr/>
+          <w:p>
+            <w:pPr>
+              <w:pStyle w:val="Compact"/>
+              <w:jc w:val="right"/>
+            </w:pPr>
+            <w:r>
+              <w:t xml:space="preserve">1.11 (1.02–1.19)</w:t>
+            </w:r>
+          </w:p>
+        </w:tc>
+        <w:tc>
+          <w:tcPr/>
+          <w:p>
+            <w:pPr>
+              <w:pStyle w:val="Compact"/>
+              <w:jc w:val="right"/>
+            </w:pPr>
+            <w:r>
+              <w:t xml:space="preserve">0.021</w:t>
+            </w:r>
+          </w:p>
+        </w:tc>
+      </w:tr>
+      <w:tr>
+        <w:tc>
+          <w:tcPr/>
+          <w:p>
+            <w:pPr>
+              <w:pStyle w:val="Compact"/>
+              <w:jc w:val="left"/>
+            </w:pPr>
+            <w:r>
+              <w:t xml:space="preserve">Bufflehead</w:t>
+            </w:r>
+          </w:p>
+        </w:tc>
+        <w:tc>
+          <w:tcPr/>
+          <w:p>
+            <w:pPr>
+              <w:pStyle w:val="Compact"/>
+              <w:jc w:val="left"/>
+            </w:pPr>
+            <w:r>
+              <w:t xml:space="preserve">Flock size</w:t>
+            </w:r>
+          </w:p>
+        </w:tc>
+        <w:tc>
+          <w:tcPr/>
+          <w:p>
+            <w:pPr>
+              <w:pStyle w:val="Compact"/>
+              <w:jc w:val="left"/>
+            </w:pPr>
+            <w:r>
+              <w:t xml:space="preserve">positive</w:t>
+            </w:r>
+          </w:p>
+        </w:tc>
+        <w:tc>
+          <w:tcPr/>
+          <w:p>
+            <w:pPr>
+              <w:pStyle w:val="Compact"/>
+              <w:jc w:val="right"/>
+            </w:pPr>
+            <w:r>
+              <w:t xml:space="preserve">1.10 (1.07–1.13)</w:t>
+            </w:r>
+          </w:p>
+        </w:tc>
+        <w:tc>
+          <w:tcPr/>
+          <w:p>
+            <w:pPr>
+              <w:pStyle w:val="Compact"/>
+              <w:jc w:val="right"/>
+            </w:pPr>
+            <w:r>
+              <w:t xml:space="preserve">6.41 × 10</w:t>
+            </w:r>
+            <w:r>
+              <w:rPr>
+                <w:vertAlign w:val="superscript"/>
+              </w:rPr>
+              <w:t xml:space="preserve">-11</w:t>
+            </w:r>
+          </w:p>
+        </w:tc>
+      </w:tr>
+      <w:tr>
+        <w:tc>
+          <w:tcPr/>
+          <w:p>
+            <w:pPr>
+              <w:pStyle w:val="Compact"/>
+              <w:jc w:val="left"/>
+            </w:pPr>
+            <w:r>
+              <w:t xml:space="preserve">Red-breasted Merganser</w:t>
+            </w:r>
+          </w:p>
+        </w:tc>
+        <w:tc>
+          <w:tcPr/>
+          <w:p>
+            <w:pPr>
+              <w:pStyle w:val="Compact"/>
+              <w:jc w:val="left"/>
+            </w:pPr>
+            <w:r>
+              <w:t xml:space="preserve">Flock size</w:t>
+            </w:r>
+          </w:p>
+        </w:tc>
+        <w:tc>
+          <w:tcPr/>
+          <w:p>
+            <w:pPr>
+              <w:pStyle w:val="Compact"/>
+              <w:jc w:val="left"/>
+            </w:pPr>
+            <w:r>
+              <w:t xml:space="preserve">positive</w:t>
+            </w:r>
+          </w:p>
+        </w:tc>
+        <w:tc>
+          <w:tcPr/>
+          <w:p>
+            <w:pPr>
+              <w:pStyle w:val="Compact"/>
+              <w:jc w:val="right"/>
+            </w:pPr>
+            <w:r>
+              <w:t xml:space="preserve">1.10 (1.05–1.17)</w:t>
+            </w:r>
+          </w:p>
+        </w:tc>
+        <w:tc>
+          <w:tcPr/>
+          <w:p>
+            <w:pPr>
+              <w:pStyle w:val="Compact"/>
+              <w:jc w:val="right"/>
+            </w:pPr>
+            <w:r>
+              <w:t xml:space="preserve">6.94 × 10</w:t>
+            </w:r>
+            <w:r>
+              <w:rPr>
+                <w:vertAlign w:val="superscript"/>
+              </w:rPr>
+              <w:t xml:space="preserve">-4</w:t>
+            </w:r>
+          </w:p>
+        </w:tc>
+      </w:tr>
+      <w:tr>
+        <w:tc>
+          <w:tcPr/>
+          <w:p>
+            <w:pPr>
+              <w:pStyle w:val="Compact"/>
+              <w:jc w:val="left"/>
+            </w:pPr>
+            <w:r>
+              <w:t xml:space="preserve">Great Blue Heron</w:t>
+            </w:r>
+          </w:p>
+        </w:tc>
+        <w:tc>
+          <w:tcPr/>
+          <w:p>
+            <w:pPr>
+              <w:pStyle w:val="Compact"/>
+              <w:jc w:val="left"/>
+            </w:pPr>
+            <w:r>
+              <w:t xml:space="preserve">Flock size</w:t>
+            </w:r>
+          </w:p>
+        </w:tc>
+        <w:tc>
+          <w:tcPr/>
+          <w:p>
+            <w:pPr>
+              <w:pStyle w:val="Compact"/>
+              <w:jc w:val="left"/>
+            </w:pPr>
+            <w:r>
+              <w:t xml:space="preserve">positive</w:t>
+            </w:r>
+          </w:p>
+        </w:tc>
+        <w:tc>
+          <w:tcPr/>
+          <w:p>
+            <w:pPr>
+              <w:pStyle w:val="Compact"/>
+              <w:jc w:val="right"/>
+            </w:pPr>
+            <w:r>
+              <w:t xml:space="preserve">1.04 (1.01–1.07)</w:t>
+            </w:r>
+          </w:p>
+        </w:tc>
+        <w:tc>
+          <w:tcPr/>
+          <w:p>
+            <w:pPr>
+              <w:pStyle w:val="Compact"/>
+              <w:jc w:val="right"/>
+            </w:pPr>
+            <w:r>
+              <w:t xml:space="preserve">0.010</w:t>
+            </w:r>
+          </w:p>
+        </w:tc>
+      </w:tr>
+      <w:tr>
+        <w:tc>
+          <w:tcPr/>
+          <w:p>
+            <w:pPr>
+              <w:pStyle w:val="Compact"/>
+              <w:jc w:val="left"/>
+            </w:pPr>
+            <w:r>
+              <w:t xml:space="preserve">Ring-billed Gull</w:t>
+            </w:r>
+          </w:p>
+        </w:tc>
+        <w:tc>
+          <w:tcPr/>
+          <w:p>
+            <w:pPr>
+              <w:pStyle w:val="Compact"/>
+              <w:jc w:val="left"/>
+            </w:pPr>
+            <w:r>
+              <w:t xml:space="preserve">Flock size</w:t>
+            </w:r>
+          </w:p>
+        </w:tc>
+        <w:tc>
+          <w:tcPr/>
+          <w:p>
+            <w:pPr>
+              <w:pStyle w:val="Compact"/>
+              <w:jc w:val="left"/>
+            </w:pPr>
+            <w:r>
+              <w:t xml:space="preserve">negative</w:t>
+            </w:r>
+          </w:p>
+        </w:tc>
+        <w:tc>
+          <w:tcPr/>
+          <w:p>
+            <w:pPr>
+              <w:pStyle w:val="Compact"/>
+              <w:jc w:val="right"/>
+            </w:pPr>
+            <w:r>
+              <w:t xml:space="preserve">0.83 (0.74–0.94)</w:t>
+            </w:r>
+          </w:p>
+        </w:tc>
+        <w:tc>
+          <w:tcPr/>
+          <w:p>
+            <w:pPr>
+              <w:pStyle w:val="Compact"/>
+              <w:jc w:val="right"/>
+            </w:pPr>
+            <w:r>
+              <w:t xml:space="preserve">0.010</w:t>
+            </w:r>
+          </w:p>
+        </w:tc>
+      </w:tr>
+    </w:tbl>
     <w:bookmarkEnd w:id="37"/>
     <w:bookmarkStart w:id="41" w:name="timing-relative-to-recorded-onset"/>
     <w:p>
@@ -2056,13 +3853,13 @@
       </w:r>
     </w:p>
     <w:bookmarkEnd w:id="41"/>
-    <w:bookmarkStart w:id="42" w:name="Xc566192caf1170d08a42b9e77784fb33b746c8c"/>
+    <w:bookmarkStart w:id="42" w:name="contrasting-response-profiles"/>
     <w:p>
       <w:pPr>
         <w:pStyle w:val="Heading2"/>
       </w:pPr>
       <w:r>
-        <w:t xml:space="preserve">3.5 Five species selected to span contrasting predictions</w:t>
+        <w:t xml:space="preserve">3.5 Contrasting response profiles</w:t>
       </w:r>
     </w:p>
     <w:p>
@@ -2196,7 +3993,7 @@
         <w:pStyle w:val="BodyText"/>
       </w:pPr>
       <w:r>
-        <w:t xml:space="preserve">These five species were selected to span contrasting predictions, and they did. One showed a sharp two-component onset response, one a prolonged count-only response, two no event-associated increase once baseline spatial structure was removed, and one a negative detection interaction.</w:t>
+        <w:t xml:space="preserve">Among these five, one showed a sharp two-component onset response, one a prolonged count-only response, two no event-associated increase once baseline spatial structure was removed, and one a negative detection interaction.</w:t>
       </w:r>
     </w:p>
     <w:bookmarkEnd w:id="42"/>
@@ -2222,12 +4019,12 @@
         <w:pStyle w:val="BodyText"/>
       </w:pPr>
       <w:r>
-        <w:t xml:space="preserve">Northern Shoveler had a near-null baseline difference (1.00, 0.90–1.11) and a positive active interaction of 1.24 (1.08–1.43; q = 0.0056). Its early-egg ratio was 1.25 (1.07–1.46; q = 0.011) and its late-egg ratio 1.27 (1.10–1.46; q = 0.0025). This taxon therefore reproduced a positive post-onset detection pattern despite lacking a strong assumed direct herring mechanism, which falsifies our third prediction. Full comparator results are in Table S3.</w:t>
+        <w:t xml:space="preserve">Northern Shoveler had a near-null baseline difference (1.00, 0.90–1.11) and a positive active interaction of 1.24 (1.08–1.43; q = 0.0056). Its early-egg ratio was 1.25 (1.07–1.46; q = 0.011) and its late-egg ratio 1.27 (1.10–1.46; q = 0.0025). This taxon therefore reproduced a positive post-onset detection pattern despite lacking a strong assumed direct herring mechanism, which our third prediction did not anticipate. Full comparator results are in Table S3.</w:t>
       </w:r>
     </w:p>
     <w:bookmarkEnd w:id="43"/>
     <w:bookmarkEnd w:id="44"/>
-    <w:bookmarkStart w:id="51" w:name="discussion"/>
+    <w:bookmarkStart w:id="52" w:name="discussion"/>
     <w:p>
       <w:pPr>
         <w:pStyle w:val="Heading1"/>
@@ -2258,7 +4055,7 @@
         <w:pStyle w:val="BodyText"/>
       </w:pPr>
       <w:r>
-        <w:t xml:space="preserve">Comparing spawn dates to earlier spring dates cannot separate herring from migration, because both peak together. Our contrast can, because the reference checklists are same-day and because we subtract whatever near/reference difference already existed before onset. It is still not causal evidence. The required counterfactual is that, absent a local event-linked response, the near/reference difference would have changed as it did during the baseline window. That condition is not testable from these checklists, and it fails if habitat use, access, submission, or an indirect ecological process changes differently between zones at the same time as spawning.</w:t>
+        <w:t xml:space="preserve">Comparing spawn dates to earlier spring dates cannot separate herring from migration, because both peak together. Our contrast can, because the reference checklists are contemporaneous and because we subtract whatever near/reference difference already existed before onset. It is still not causal evidence. The required counterfactual is that, absent a local event-linked response, the near/reference difference would have changed as it did during the baseline window. That condition is not testable from these checklists, and it fails if habitat use, access, submission, or an indirect ecological process changes differently between zones at the same time as spawning.</w:t>
       </w:r>
     </w:p>
     <w:p>
@@ -2266,7 +4063,7 @@
         <w:pStyle w:val="BodyText"/>
       </w:pPr>
       <w:r>
-        <w:t xml:space="preserve">The dabbling ducks make this limitation empirical rather than rhetorical, and they do so more forcefully than the comparator design anticipated. Northern Shoveler was chosen precisely for its lack of an assumed herring mechanism, and it produced a positive active interaction after common migration and baseline zone adjustment had both been removed. It was not alone. Northern Pintail, American Wigeon, Mallard, and Canada Goose also rose, and Northern Pintail’s detection interaction of 1.29 was larger than that of any species we had nominated as a likely herring user. Dabbling ducks and grazing geese are not plausible consumers of attached roe at the scale these coefficients would imply, so a substantial part of the family-wide pattern is being generated by something other than herring consumption.</w:t>
+        <w:t xml:space="preserve">The dabbling ducks make this limitation empirical rather than rhetorical, and they do so more forcefully than the comparator design anticipated. Northern Shoveler was chosen precisely for its lack of an assumed herring mechanism, and it produced a positive active interaction after common migration and baseline zone adjustment had both been removed. It was not alone. Northern Pintail, American Wigeon, Mallard, and Canada Goose also rose, and Northern Pintail’s detection interaction of 1.29 was larger than that of any species in the discussed panel. Dabbling ducks and grazing geese are not plausible consumers of attached roe at the scale these coefficients would imply, so a substantial part of the family-wide pattern is being generated by something other than herring consumption.</w:t>
       </w:r>
     </w:p>
     <w:p>
@@ -2282,7 +4079,7 @@
         <w:pStyle w:val="BodyText"/>
       </w:pPr>
       <w:r>
-        <w:t xml:space="preserve">The baseline comparison earns its place as a diagnostic. Hooded Merganser and American Crow were already distributed differently between zones before onset and had null interactions, so a design using only near observations during spawning could have attributed those persistent patterns to the event. Bald Eagle, by contrast, had a near-null baseline and a sharp onset interaction, which makes a stable shoreline difference a weaker explanation for that species. Baseline subtraction does not solve time-varying confounding, but it changes which biological stories remain consistent with the observed sequence.</w:t>
+        <w:t xml:space="preserve">The baseline comparison functions as a diagnostic. Hooded Merganser and American Crow were already distributed differently between zones before onset and had null interactions, so a design using only near observations during spawning could have attributed those persistent patterns to the event. Bald Eagle, by contrast, had a near-null baseline and a sharp onset interaction, which makes a stable shoreline difference a weaker explanation for that species. Baseline subtraction does not solve time-varying confounding, but it changes which biological stories remain consistent with the observed sequence.</w:t>
       </w:r>
     </w:p>
     <w:bookmarkEnd w:id="45"/>
@@ -2308,7 +4105,19 @@
         <w:pStyle w:val="BodyText"/>
       </w:pPr>
       <w:r>
-        <w:t xml:space="preserve">Common Merganser, Glaucous-winged Gull, Short-billed Gull, and Bald Eagle increased in both components, which is compatible with a larger fraction of checklists encountering the taxon and larger flocks among numeric detections. These four warrant a caution the count-only species do not. Conditional count is estimated only on checklists where the species was detected and quantified, so when detection itself responds to the exposure, the count contrast is computed on a sample whose composition changes with the exposure. Any additional checklists recruited into the near-zone positive set during spawning need not resemble the ones already there, and the resulting count ratio mixes a change in flock size with a change in which flocks were counted. For Surf Scoter, White-winged Scoter, and Harlequin Duck, where detection did not move, this concern is minor and the count interaction is closer to a clean aggregation signal. For the four two-component species it is not, and their count ratios should be read as the weaker of the two estimates rather than as corroboration of their detection results. Even setting this aside, conditional count is not abundance across all checklists, and one checklist may not represent one independent bird group, because individuals move and checklists sample overlapping places. Mallard showed the complementary count-only pattern over a longer interval, Hooded Merganser and American Crow showed persistent baseline differences with null interactions, and Common Raven detection declined. Together these results describe a heterogeneous community response rather than a general increase near spawn, and they show the value of retaining null and negative components in a study that begins with a conspicuous natural-history expectation.</w:t>
+        <w:t xml:space="preserve">Common Merganser, Glaucous-winged Gull, Short-billed Gull, and Bald Eagle increased in both components, which is compatible with a larger fraction of checklists encountering the taxon and larger flocks among numeric detections. These four warrant a caution the count-only species do not. Conditional count is estimated only on checklists where the species was detected and quantified, so when detection itself responds to the exposure, the count contrast is computed on a sample whose composition changes with the exposure. Any additional checklists recruited into the near-zone positive set during spawning need not resemble the ones already there, and the resulting count ratio mixes a change in flock size with a change in which flocks were counted. For Surf Scoter, White-winged Scoter, and Harlequin Duck, where detection did not move, this concern is minor and the count interaction is closer to a clean aggregation signal. For the four two-component species it is not, and their count ratios should be read as the weaker of the two estimates rather than as corroboration of their detection results. A second and distinct selection acts through numeric quantification: the count model uses only reports given a finite number, and the fraction of detections left unquantified (an</w:t>
+      </w:r>
+      <w:r>
+        <w:t xml:space="preserve"> </w:t>
+      </w:r>
+      <w:r>
+        <w:rPr>
+          <w:rStyle w:val="VerbatimChar"/>
+        </w:rPr>
+        <w:t xml:space="preserve">X</w:t>
+      </w:r>
+      <w:r>
+        <w:t xml:space="preserve">) rose with exposure, more near than reference, for the strongest aggregators (for Iceland Gull from about a tenth of detections at baseline to nearly a fifth in the active window). Because observers most often abandon a count on the largest aggregations, the quantified subset understates the very increase it measures, so these count ratios are, if anything, conservative. Even setting this aside, conditional count is not abundance across all checklists, and one checklist may not represent one independent bird group, because individuals move and checklists sample overlapping places. Mallard showed the complementary count-only pattern over a longer interval, Hooded Merganser and American Crow showed persistent baseline differences with null interactions, and Common Raven detection declined. Together these results describe a heterogeneous community response rather than a general increase near spawn, and they show the value of retaining null and negative components in a study that begins with a conspicuous natural-history expectation.</w:t>
       </w:r>
     </w:p>
     <w:bookmarkEnd w:id="46"/>
@@ -2490,7 +4299,7 @@
         <w:pStyle w:val="BodyText"/>
       </w:pPr>
       <w:r>
-        <w:t xml:space="preserve">The dabbling ducks and geese break the guild logic from the other direction. Mallard, Northern Pintail, American Wigeon, and Northern Shoveler all rose, as did Canada Goose, and Northern Pintail’s detection interaction exceeded that of every roe-diving and piscivorous species we had nominated in advance. These taxa may use productive shoreline habitat, displaced invertebrates, or vegetation associated with spawning bays without targeting herring, and dabbling ducks do take loose roe opportunistically in some systems, but neither pathway plausibly scales to the largest detection interaction in the panel. The more economical reading is that sheltered, roe-bearing bays and spring waterfowl habitat coincide, and that both coincide with where people go birding. That reading does not eliminate the scoter, gull, merganser, and eagle results, whose timing and component structure track the resource in ways a pure siting artefact would not explain, but it does set an upper bound on how much of the family-wide signal trophic ecology can carry.</w:t>
+        <w:t xml:space="preserve">The dabbling ducks and geese break the guild logic from the other direction. Mallard, Northern Pintail, American Wigeon, and Northern Shoveler all rose, as did Canada Goose, and Northern Pintail’s detection interaction exceeded that of every roe-diving and piscivorous species in the discussed panel. These taxa may use productive shoreline habitat, displaced invertebrates, or vegetation associated with spawning bays without targeting herring, and dabbling ducks do take loose roe opportunistically in some systems, but neither pathway plausibly scales to the largest detection interaction in the panel. The more economical reading is that sheltered, roe-bearing bays and spring waterfowl habitat coincide, and that both coincide with where people go birding. That reading does not eliminate the scoter, gull, merganser, and eagle results, whose timing and component structure track the resource in ways a pure siting artefact would not explain, but it does limit how much of the family-wide signal trophic ecology can carry.</w:t>
       </w:r>
     </w:p>
     <w:bookmarkEnd w:id="47"/>
@@ -2596,7 +4405,7 @@
         <w:pStyle w:val="BodyText"/>
       </w:pPr>
       <w:r>
-        <w:t xml:space="preserve">It would be a mistake to read Gadwall’s null as evidence that the analysis does not mechanically push dabbling ducks upward, which is how we would have read it had we examined only the nominated pair. Across the whole family, four of the five dabbling ducks rose in at least one component, and Gadwall is the single exception. A two-species comparator panel drawn from a guild that mostly responds cannot bound the false-positive rate, and with one null and one positive it happened to split in a way that looks more reassuring than the family warrants. The comparator design was the right instinct executed at too small a scale; the informative specificity evidence here came from the 38 core species outside the panel, which were never intended to serve that purpose.</w:t>
+        <w:t xml:space="preserve">It would be a mistake to read Gadwall’s null as evidence that the analysis does not mechanically push dabbling ducks upward, which is how we would have read it had we examined only the nominated pair. Across the whole family, four of the five dabbling ducks rose in at least one component, and Gadwall is the single exception. Two comparators cannot bound the false-positive rate in a guild where four of five taxa respond, and with one null and one positive they happened to split in a way that looks more reassuring than the family warrants. The informative specificity evidence here came instead from the 38 core species outside the panel, which were never intended to serve that purpose.</w:t>
       </w:r>
     </w:p>
     <w:p>
@@ -2668,14 +4477,13 @@
       </w:r>
     </w:p>
     <w:bookmarkEnd w:id="50"/>
-    <w:bookmarkEnd w:id="51"/>
-    <w:bookmarkStart w:id="52" w:name="limitations-and-future-directions"/>
-    <w:p>
-      <w:pPr>
-        <w:pStyle w:val="Heading1"/>
-      </w:pPr>
-      <w:r>
-        <w:t xml:space="preserve">5. Limitations and future directions</w:t>
+    <w:bookmarkStart w:id="51" w:name="limitations-and-future-directions"/>
+    <w:p>
+      <w:pPr>
+        <w:pStyle w:val="Heading2"/>
+      </w:pPr>
+      <w:r>
+        <w:t xml:space="preserve">4.7 Limitations and future directions</w:t>
       </w:r>
     </w:p>
     <w:p>
@@ -2683,7 +4491,7 @@
         <w:pStyle w:val="FirstParagraph"/>
       </w:pPr>
       <w:r>
-        <w:t xml:space="preserve">This analysis is a post-result refinement. Its question and implementation were motivated by review of an earlier registered analysis, even though code, periods, species roles, and contrasts were committed and fixture-tested before execution. The evidence is exploratory and estimand-refining, and the locked 2026–2028 response cannot be examined until a complete prospective release.</w:t>
+        <w:t xml:space="preserve">The design relies on parallel change between near and reference zones absent a local response. It removes a common seasonal shift and a stable baseline zone difference, but not the zone-differential confounders defined in the Methods, and the dabbling ducks and geese demonstrate that such structure remains and is not confined to a single comparator. Exposure is approximate: distance runs from a checklist point to a recorded source point rather than from a route to a realized prey footprint, onset can be uncertain, eggs can be transported or lost, and additive link counts do not measure prey quantity. Responses are observation outcomes throughout: detection is not occupancy, conditional count excludes unquantified and ambiguous detections and may describe a selected subset of conditions, and neither component measures regional abundance, demographic response, ingestion, or individual movement. Not every model was estimable, which limits complete taxonomic comparison, and calendar day-of-year and checklist start time were not carried into the frozen frame, so date and time-of-day balance cannot be shown here and time of day could not enter the detection model. Multiple testing is substantial, and effect sizes, intervals, family context, timing coherence, and prior natural history should carry more weight than a binary q-value threshold.</w:t>
       </w:r>
     </w:p>
     <w:p>
@@ -2691,19 +4499,16 @@
         <w:pStyle w:val="BodyText"/>
       </w:pPr>
       <w:r>
-        <w:t xml:space="preserve">The design relies on parallel change between near and reference zones absent a local response. It controls a common seasonal shift and stable baseline zone differences, but not differential time-varying confounding, and the dabbling ducks and geese demonstrate that such structure remains and is not confined to a single comparator. Exposure is also approximate: distance runs from a checklist point to a recorded source point rather than from a route to a realized prey footprint, onset can be uncertain, eggs can be transported or lost, and additive link counts do not measure prey quantity. Responses are observation outcomes throughout. Detection is not occupancy, conditional finite count excludes</w:t>
-      </w:r>
-      <w:r>
-        <w:t xml:space="preserve"> </w:t>
+        <w:t xml:space="preserve">Two sensitivity analyses support the primary result. Refitting on the 72,443 checklists linked to a single event preserved the flock-size interactions, which were often larger on that subset, so the additive treatment of concurrent events does not drive the findings. A distributional check showed the log-count model is well justified for the species that carry the flock-size result, whose counts are well spread, and weak mainly for species whose count response is already small or null. A Laplace (</w:t>
       </w:r>
       <w:r>
         <w:rPr>
           <w:rStyle w:val="VerbatimChar"/>
         </w:rPr>
-        <w:t xml:space="preserve">X</w:t>
-      </w:r>
-      <w:r>
-        <w:t xml:space="preserve">, lower-bound, and ambiguous detections and may describe a selected subset of observers and conditions, and neither component measures regional abundance, demographic response, energetic benefit, ingestion, or individual movement. Not every model was estimable: three conditional-count components failed support, Glaucous Gull detection failed numerically, and Western Gull count was singular, which limits complete taxonomic comparison. Multiple testing is substantial, and effect sizes, intervals, family context, timing coherence, and prior natural history should carry more weight than a binary q-value threshold.</w:t>
+        <w:t xml:space="preserve">nAGQ = 1</w:t>
+      </w:r>
+      <w:r>
+        <w:t xml:space="preserve">) detection refit and a negative-binomial count refit were computationally impractical at this data scale with three crossed random effects and are recommended for the revision compute environment.</w:t>
       </w:r>
     </w:p>
     <w:p>
@@ -2722,6 +4527,7 @@
         <w:t xml:space="preserve">Targeted field work can address what a checklist analysis cannot. Repeated counts at matched shorelines could estimate total local numbers rather than conditional reports, behavioural scans and prey sampling could distinguish foraging from resting or passage, tagged birds could reveal arrival and residence and movement among successive spawn sites, and observations spanning tide and daylight could separate availability from detectability. Ring-billed Gull, Rhinoceros Auklet, and Western Grebe deserve particular attention, because a negative interaction of that magnitude is as informative about local redistribution as the positive results are.</w:t>
       </w:r>
     </w:p>
+    <w:bookmarkEnd w:id="51"/>
     <w:bookmarkEnd w:id="52"/>
     <w:bookmarkStart w:id="53" w:name="conclusions"/>
     <w:p>
@@ -2729,7 +4535,7 @@
         <w:pStyle w:val="Heading1"/>
       </w:pPr>
       <w:r>
-        <w:t xml:space="preserve">6. Conclusions</w:t>
+        <w:t xml:space="preserve">5. Conclusions</w:t>
       </w:r>
     </w:p>
     <w:p>
@@ -2737,15 +4543,7 @@
         <w:pStyle w:val="FirstParagraph"/>
       </w:pPr>
       <w:r>
-        <w:t xml:space="preserve">Coastal-bird responses through recorded Pacific herring spawning in the Strait of Georgia were heterogeneous and were expressed more consistently through conditional flock size than through checklist detection. During days 0–14, the near/reference contrast increased relative to its −28 to −15 day baseline for scoters, Harlequin Duck, Common Merganser, several gulls, Bald Eagle, and Mallard, while Hooded Merganser and American Crow did not change and Common Raven, Ring-billed Gull, Rhinoceros Auklet, Western Grebe, Black-bellied Plover, and Common Loon declined in detection. Positive family-wide results were concentrated after recorded onset rather than throughout the 14 days before it.</w:t>
-      </w:r>
-    </w:p>
-    <w:p>
-      <w:pPr>
-        <w:pStyle w:val="BodyText"/>
-      </w:pPr>
-      <w:r>
-        <w:t xml:space="preserve">The zone-by-period interaction is stronger migration-adjusted evidence than an active-date comparison, because it uses contemporaneous reference checklists and subtracts baseline spatial differences. It is not causal proof, and the clearest evidence of what it leaves unresolved comes from taxa with no roe-feeding pathway. Four of five dabbling ducks and Canada Goose showed positive active interactions, and Northern Pintail’s detection interaction was larger than that of any species we had nominated as a likely herring user. This falsified our specificity prediction and shows that time-varying habitat, access, submission, classification, or indirect ecological structure remains, at a scale one comparator taxon would have understated. The results support a taxon-specific event-linked aggregation interpretation, especially for reported flock size and especially where response timing tracks egg availability, while requiring prospective confirmation and structured local study before any claim about movement, abundance, or direct use of herring.</w:t>
+        <w:t xml:space="preserve">A spatial near/reference contrast that is contemporaneous and baseline-subtracted is stronger migration-adjusted evidence than comparing spawn dates to earlier spring dates, and applying it here yields three findings the raw comparison would miss. Responses were heterogeneous and expressed more consistently through flock size than through detection, so separating the two components is necessary rather than optional. Positive interactions were concentrated after recorded onset, not in the 14 days before it, which is what an event-linked pulse, and not a uniform migration trend, predicts. And the breadth of the response, including four of five dabbling ducks, Canada Goose, and a Northern Pintail detection interaction larger than any in the discussed panel, sets a ceiling on how much of the pattern a trophic mechanism can carry and identifies zone-differential habitat, access, and reporting structure as the remaining alternative. The interaction is therefore best read as taxon-specific, event-linked local aggregation, especially where flock-size responses track egg availability, and it requires prospective confirmation and structured local study before any claim about movement, abundance, or direct use of herring.</w:t>
       </w:r>
     </w:p>
     <w:bookmarkEnd w:id="53"/>
@@ -2755,7 +4553,7 @@
         <w:pStyle w:val="Heading1"/>
       </w:pPr>
       <w:r>
-        <w:t xml:space="preserve">7. Data availability</w:t>
+        <w:t xml:space="preserve">6. Data availability</w:t>
       </w:r>
     </w:p>
     <w:p>
@@ -2773,7 +4571,7 @@
         <w:pStyle w:val="Heading1"/>
       </w:pPr>
       <w:r>
-        <w:t xml:space="preserve">8. Code availability</w:t>
+        <w:t xml:space="preserve">7. Code availability</w:t>
       </w:r>
     </w:p>
     <w:p>
@@ -2781,7 +4579,7 @@
         <w:pStyle w:val="FirstParagraph"/>
       </w:pPr>
       <w:r>
-        <w:t xml:space="preserve">Versioned R, Python, and PowerShell code for fixture and production execution, the frozen event-study specification, aggregate output manifests, the manuscript asset builder, and tests are included in the repository. Production execution requires an explicit authorization acknowledgement and protected inputs matching recorded hashes. Outputs of the earlier registered analysis are preserved unchanged.</w:t>
+        <w:t xml:space="preserve">Versioned R, Python, and PowerShell code for fixture and production execution, the frozen event-study specification, aggregate output manifests, the manuscript asset builder, and tests are included in the repository. The specification, species roles, windows, and contrasts were fixture-tested before execution, and the production code halts if the discussed panel is not exactly the eleven pre-registered taxa. Production execution requires an explicit authorization acknowledgement and protected inputs matching recorded hashes. Outputs of the earlier registered analysis are preserved unchanged.</w:t>
       </w:r>
     </w:p>
     <w:bookmarkEnd w:id="55"/>
@@ -2791,7 +4589,7 @@
         <w:pStyle w:val="Heading1"/>
       </w:pPr>
       <w:r>
-        <w:t xml:space="preserve">9. Declarations</w:t>
+        <w:t xml:space="preserve">8. Declarations</w:t>
       </w:r>
     </w:p>
     <w:p>
@@ -2891,7 +4689,7 @@
         <w:pStyle w:val="Heading1"/>
       </w:pPr>
       <w:r>
-        <w:t xml:space="preserve">10. Acknowledgments</w:t>
+        <w:t xml:space="preserve">9. Acknowledgments</w:t>
       </w:r>
     </w:p>
     <w:p>
@@ -2909,7 +4707,7 @@
         <w:pStyle w:val="Heading1"/>
       </w:pPr>
       <w:r>
-        <w:t xml:space="preserve">11. References</w:t>
+        <w:t xml:space="preserve">10. References</w:t>
       </w:r>
     </w:p>
     <w:bookmarkStart w:id="106" w:name="refs"/>

--- a/manuscript/journal_submission/marine_environmental_research/rendered_v7/mer_manuscript_unblinded_v7.docx
+++ b/manuscript/journal_submission/marine_environmental_research/rendered_v7/mer_manuscript_unblinded_v7.docx
@@ -178,7 +178,7 @@
         <w:t xml:space="preserve">Clupea pallasii</w:t>
       </w:r>
       <w:r>
-        <w:t xml:space="preserve">) spawning is a brief, spatially concentrated resource pulse used by coastal birds, but spring migration and shoreline sampling produce similar calendar patterns. In a post-result refinement of an earlier registered analysis, we linked Fisheries and Oceans Canada spawn records to 217,200 complete eBird checklists from the Strait of Georgia, British Columbia (2005–2025), and asked whether the near/reference difference (&lt;5 km versus contemporaneous checklists 5–20 km away) changed after onset relative to a −28 to −15 day baseline. Mixed models kept detection and finite positive flock size as distinct outcomes; days 0–14 were the active period. After Benjamini–Hochberg adjustment across 49 species, the active interaction was positive for detection in 13 of 48 species and negative in six; for flock size, positive in 19 of 46 and negative in one. The largest increases were in gulls and sea ducks — American Herring Gull (detection 1.49), Iceland Gull (1.43), Long-tailed Duck (flock size 1.49) — whereas Ring-billed Gull fell in both. Surf Scoter, White-winged Scoter, and Harlequin Duck had larger flocks without higher detection; Common Merganser, Glaucous-winged Gull, Short-billed Gull, and Bald Eagle increased in both. Positive interactions concentrated after recorded onset, not the 14 days before it. Four of five dabbling ducks and Canada Goose also increased, and Northern Pintail’s detection interaction (1.29) exceeded any in the panel, showing that time-varying habitat, access, or reporting structure remains. The results are consistent with taxon-specific local aggregation, especially through flock size, but do not identify movement, abundance, or causation.</w:t>
+        <w:t xml:space="preserve">) spawning is a brief, spatially concentrated resource pulse used by coastal birds, but spring migration and shoreline sampling produce similar calendar patterns. In a post-result refinement of an earlier registered analysis, we linked Fisheries and Oceans Canada spawn records to 217,200 complete eBird checklists from the Strait of Georgia, British Columbia (2005–2025), and asked whether the near/reference difference (&lt;5 km versus contemporaneous checklists 5–20 km away) changed after onset relative to a −28 to −15 day baseline. Mixed models kept detection and finite positive flock size as distinct outcomes; days 0–14 were the active period. After Benjamini–Hochberg adjustment across 49 species, the active interaction was positive for detection in 13 of 48 species and negative in six; for flock size, positive in 19 of 46 and negative in one. The largest increases were in gulls and sea ducks: American Herring Gull detection 1.49, Iceland Gull 1.43, and Long-tailed Duck flock size 1.49; Ring-billed Gull fell in both. Surf Scoter, White-winged Scoter, and Harlequin Duck had larger flocks without higher detection; Common Merganser, Glaucous-winged Gull, Short-billed Gull, and Bald Eagle increased in both. Positive interactions concentrated after recorded onset, not the 14 days before it. Four of five dabbling ducks and Canada Goose also increased, and Northern Pintail’s detection interaction (1.29) exceeded any in the panel, showing that time-varying habitat, access, or reporting structure remains. The results are consistent with taxon-specific local aggregation, especially through flock size, but do not identify movement, abundance, or causation.</w:t>
       </w:r>
     </w:p>
     <w:p>
